--- a/bov_template.docx
+++ b/bov_template.docx
@@ -1005,7 +1005,7 @@
                                 <w:bCs/>
                                 <w:color w:val="0070C0"/>
                               </w:rPr>
-                              <w:t>PREPARED FOR:</w:t>
+                              <w:t xml:space="preserve">PREPARED FOR: </w:t>
                             </w:r>
                             <w:r>
                               <w:rPr>
@@ -1046,7 +1046,7 @@
                                 <w:rFonts w:cs="Arial"/>
                                 <w:color w:val="0070C0"/>
                               </w:rPr>
-                              <w:t>{{address}}</w:t>
+                              <w:t>{{prepared_for_address}}</w:t>
                             </w:r>
                           </w:p>
                         </w:txbxContent>
@@ -1081,7 +1081,7 @@
                           <w:bCs/>
                           <w:color w:val="0070C0"/>
                         </w:rPr>
-                        <w:t>PREPARED FOR:</w:t>
+                        <w:t xml:space="preserve">PREPARED FOR: </w:t>
                       </w:r>
                       <w:r>
                         <w:rPr>
@@ -1122,7 +1122,7 @@
                           <w:rFonts w:cs="Arial"/>
                           <w:color w:val="0070C0"/>
                         </w:rPr>
-                        <w:t>{{address}}</w:t>
+                        <w:t>{{prepared_for_address}}</w:t>
                       </w:r>
                     </w:p>
                   </w:txbxContent>
@@ -1191,7 +1191,7 @@
                                 <w:bCs/>
                                 <w:color w:val="0070C0"/>
                               </w:rPr>
-                              <w:t>PREPARED BY:</w:t>
+                              <w:t xml:space="preserve">PREPARED BY: </w:t>
                             </w:r>
                             <w:r>
                               <w:rPr>
@@ -1297,7 +1297,7 @@
                           <w:bCs/>
                           <w:color w:val="0070C0"/>
                         </w:rPr>
-                        <w:t>PREPARED BY:</w:t>
+                        <w:t xml:space="preserve">PREPARED BY: </w:t>
                       </w:r>
                       <w:r>
                         <w:rPr>
@@ -1602,6 +1602,7 @@
           <w:insideV w:val="none" w:sz="0" w:space="0" w:color="auto"/>
         </w:tblBorders>
         <w:tblLook w:val="04A0" w:firstRow="1" w:lastRow="0" w:firstColumn="1" w:lastColumn="0" w:noHBand="0" w:noVBand="1"/>
+        <w:tblInd w:w="360" w:type="dxa"/>
       </w:tblPr>
       <w:tblGrid>
         <w:gridCol w:w="2985"/>
@@ -1615,10 +1616,18 @@
         <w:tc>
           <w:tcPr>
             <w:tcW w:w="2985" w:type="dxa"/>
+            <w:vAlign w:val="center"/>
+            <w:tcMar>
+              <w:top w:w="80" w:type="dxa"/>
+              <w:left w:w="0" w:type="dxa"/>
+              <w:bottom w:w="80" w:type="dxa"/>
+              <w:right w:w="120" w:type="dxa"/>
+            </w:tcMar>
           </w:tcPr>
           <w:p>
             <w:pPr>
               <w:spacing w:after="0" w:line="240" w:lineRule="auto"/>
+              <w:jc w:val="left"/>
               <w:rPr>
                 <w:rFonts w:cs="Arial"/>
                 <w:color w:val="FFFFFF" w:themeColor="background1"/>
@@ -1628,59 +1637,76 @@
             </w:pPr>
             <w:r>
               <w:rPr>
+                <w:color w:val="FFFFFF" w:themeColor="background1"/>
+                <w:sz w:val="22"/>
+                <w:szCs w:val="22"/>
+              </w:rPr>
+              <w:t>Executive Summary</w:t>
+            </w:r>
+          </w:p>
+        </w:tc>
+        <w:tc>
+          <w:tcPr>
+            <w:tcW w:w="6192" w:type="dxa"/>
+            <w:vAlign w:val="center"/>
+            <w:tcMar>
+              <w:top w:w="80" w:type="dxa"/>
+              <w:left w:w="80" w:type="dxa"/>
+              <w:bottom w:w="80" w:type="dxa"/>
+              <w:right w:w="80" w:type="dxa"/>
+            </w:tcMar>
+          </w:tcPr>
+          <w:p>
+            <w:pPr>
+              <w:spacing w:after="0" w:line="240" w:lineRule="auto"/>
+              <w:jc w:val="left"/>
+              <w:rPr>
+                <w:rFonts w:ascii="Poppins" w:hAnsi="Poppins" w:cs="Poppins"/>
+                <w:color w:val="FFFFFF" w:themeColor="background1"/>
+                <w:sz w:val="20"/>
+                <w:szCs w:val="20"/>
+              </w:rPr>
+              <w:pBdr>
+                <w:bottom w:val="single" w:sz="12" w:space="6" w:color="FFFFFF"/>
+              </w:pBdr>
+            </w:pPr>
+            <w:r>
+              <w:rPr>
+                <w:color w:val="FFFFFF" w:themeColor="background1"/>
+                <w:sz w:val="22"/>
+                <w:szCs w:val="22"/>
+              </w:rPr>
+              <w:t xml:space="preserve"> </w:t>
+            </w:r>
+          </w:p>
+        </w:tc>
+        <w:tc>
+          <w:tcPr>
+            <w:tcW w:w="1078" w:type="dxa"/>
+            <w:vAlign w:val="center"/>
+            <w:tcMar>
+              <w:top w:w="80" w:type="dxa"/>
+              <w:left w:w="120" w:type="dxa"/>
+              <w:bottom w:w="80" w:type="dxa"/>
+              <w:right w:w="0" w:type="dxa"/>
+            </w:tcMar>
+          </w:tcPr>
+          <w:p>
+            <w:pPr>
+              <w:spacing w:after="0" w:line="240" w:lineRule="auto"/>
+              <w:jc w:val="right"/>
+              <w:rPr>
                 <w:rFonts w:cs="Arial"/>
                 <w:color w:val="FFFFFF" w:themeColor="background1"/>
                 <w:sz w:val="20"/>
                 <w:szCs w:val="20"/>
               </w:rPr>
-              <w:t>Executive Summary</w:t>
-            </w:r>
-          </w:p>
-        </w:tc>
-        <w:tc>
-          <w:tcPr>
-            <w:tcW w:w="6192" w:type="dxa"/>
-          </w:tcPr>
-          <w:p>
-            <w:pPr>
-              <w:spacing w:after="0" w:line="240" w:lineRule="auto"/>
-              <w:rPr>
-                <w:rFonts w:ascii="Poppins" w:hAnsi="Poppins" w:cs="Poppins"/>
+            </w:pPr>
+            <w:r>
+              <w:rPr>
                 <w:color w:val="FFFFFF" w:themeColor="background1"/>
-                <w:sz w:val="20"/>
-                <w:szCs w:val="20"/>
-              </w:rPr>
-            </w:pPr>
-            <w:r>
-              <w:rPr>
-                <w:color w:val="FFFFFF" w:themeColor="background1"/>
-                <w:sz w:val="20"/>
-                <w:szCs w:val="20"/>
-              </w:rPr>
-              <w:t>______________________________________________________</w:t>
-            </w:r>
-          </w:p>
-        </w:tc>
-        <w:tc>
-          <w:tcPr>
-            <w:tcW w:w="1078" w:type="dxa"/>
-          </w:tcPr>
-          <w:p>
-            <w:pPr>
-              <w:spacing w:after="0" w:line="240" w:lineRule="auto"/>
-              <w:rPr>
-                <w:rFonts w:cs="Arial"/>
-                <w:color w:val="FFFFFF" w:themeColor="background1"/>
-                <w:sz w:val="20"/>
-                <w:szCs w:val="20"/>
-              </w:rPr>
-            </w:pPr>
-            <w:r>
-              <w:rPr>
-                <w:rFonts w:cs="Arial"/>
-                <w:color w:val="FFFFFF" w:themeColor="background1"/>
-                <w:sz w:val="20"/>
-                <w:szCs w:val="20"/>
+                <w:sz w:val="22"/>
+                <w:szCs w:val="22"/>
               </w:rPr>
               <w:t>3</w:t>
             </w:r>
@@ -1694,10 +1720,18 @@
         <w:tc>
           <w:tcPr>
             <w:tcW w:w="2985" w:type="dxa"/>
+            <w:vAlign w:val="center"/>
+            <w:tcMar>
+              <w:top w:w="80" w:type="dxa"/>
+              <w:left w:w="0" w:type="dxa"/>
+              <w:bottom w:w="80" w:type="dxa"/>
+              <w:right w:w="120" w:type="dxa"/>
+            </w:tcMar>
           </w:tcPr>
           <w:p>
             <w:pPr>
               <w:spacing w:after="0" w:line="240" w:lineRule="auto"/>
+              <w:jc w:val="left"/>
               <w:rPr>
                 <w:rFonts w:cs="Arial"/>
                 <w:color w:val="FFFFFF" w:themeColor="background1"/>
@@ -1705,49 +1739,72 @@
             </w:pPr>
             <w:r>
               <w:rPr>
+                <w:color w:val="FFFFFF" w:themeColor="background1"/>
+                <w:sz w:val="22"/>
+                <w:szCs w:val="22"/>
+              </w:rPr>
+              <w:t>Subject Photos</w:t>
+            </w:r>
+          </w:p>
+        </w:tc>
+        <w:tc>
+          <w:tcPr>
+            <w:tcW w:w="6192" w:type="dxa"/>
+            <w:vAlign w:val="center"/>
+            <w:tcMar>
+              <w:top w:w="80" w:type="dxa"/>
+              <w:left w:w="80" w:type="dxa"/>
+              <w:bottom w:w="80" w:type="dxa"/>
+              <w:right w:w="80" w:type="dxa"/>
+            </w:tcMar>
+          </w:tcPr>
+          <w:p>
+            <w:pPr>
+              <w:spacing w:after="0" w:line="240" w:lineRule="auto"/>
+              <w:jc w:val="left"/>
+              <w:rPr>
+                <w:rFonts w:ascii="Poppins" w:hAnsi="Poppins" w:cs="Poppins"/>
+                <w:color w:val="FFFFFF" w:themeColor="background1"/>
+              </w:rPr>
+              <w:pBdr>
+                <w:bottom w:val="single" w:sz="12" w:space="6" w:color="FFFFFF"/>
+              </w:pBdr>
+            </w:pPr>
+            <w:r>
+              <w:rPr>
+                <w:color w:val="FFFFFF" w:themeColor="background1"/>
+                <w:sz w:val="22"/>
+                <w:szCs w:val="22"/>
+              </w:rPr>
+              <w:t xml:space="preserve"> </w:t>
+            </w:r>
+          </w:p>
+        </w:tc>
+        <w:tc>
+          <w:tcPr>
+            <w:tcW w:w="1078" w:type="dxa"/>
+            <w:vAlign w:val="center"/>
+            <w:tcMar>
+              <w:top w:w="80" w:type="dxa"/>
+              <w:left w:w="120" w:type="dxa"/>
+              <w:bottom w:w="80" w:type="dxa"/>
+              <w:right w:w="0" w:type="dxa"/>
+            </w:tcMar>
+          </w:tcPr>
+          <w:p>
+            <w:pPr>
+              <w:spacing w:after="0" w:line="240" w:lineRule="auto"/>
+              <w:jc w:val="right"/>
+              <w:rPr>
                 <w:rFonts w:cs="Arial"/>
                 <w:color w:val="FFFFFF" w:themeColor="background1"/>
               </w:rPr>
-              <w:t>Subject Photos</w:t>
-            </w:r>
-          </w:p>
-        </w:tc>
-        <w:tc>
-          <w:tcPr>
-            <w:tcW w:w="6192" w:type="dxa"/>
-          </w:tcPr>
-          <w:p>
-            <w:pPr>
-              <w:spacing w:after="0" w:line="240" w:lineRule="auto"/>
-              <w:rPr>
-                <w:rFonts w:ascii="Poppins" w:hAnsi="Poppins" w:cs="Poppins"/>
+            </w:pPr>
+            <w:r>
+              <w:rPr>
                 <w:color w:val="FFFFFF" w:themeColor="background1"/>
-              </w:rPr>
-            </w:pPr>
-            <w:r>
-              <w:rPr>
-                <w:color w:val="FFFFFF" w:themeColor="background1"/>
-              </w:rPr>
-              <w:t>______________________________________________________</w:t>
-            </w:r>
-          </w:p>
-        </w:tc>
-        <w:tc>
-          <w:tcPr>
-            <w:tcW w:w="1078" w:type="dxa"/>
-          </w:tcPr>
-          <w:p>
-            <w:pPr>
-              <w:spacing w:after="0" w:line="240" w:lineRule="auto"/>
-              <w:rPr>
-                <w:rFonts w:cs="Arial"/>
-                <w:color w:val="FFFFFF" w:themeColor="background1"/>
-              </w:rPr>
-            </w:pPr>
-            <w:r>
-              <w:rPr>
-                <w:rFonts w:cs="Arial"/>
-                <w:color w:val="FFFFFF" w:themeColor="background1"/>
+                <w:sz w:val="22"/>
+                <w:szCs w:val="22"/>
               </w:rPr>
               <w:t>5</w:t>
             </w:r>
@@ -1761,10 +1818,18 @@
         <w:tc>
           <w:tcPr>
             <w:tcW w:w="2985" w:type="dxa"/>
+            <w:vAlign w:val="center"/>
+            <w:tcMar>
+              <w:top w:w="80" w:type="dxa"/>
+              <w:left w:w="0" w:type="dxa"/>
+              <w:bottom w:w="80" w:type="dxa"/>
+              <w:right w:w="120" w:type="dxa"/>
+            </w:tcMar>
           </w:tcPr>
           <w:p>
             <w:pPr>
               <w:spacing w:after="0" w:line="240" w:lineRule="auto"/>
+              <w:jc w:val="left"/>
               <w:rPr>
                 <w:rFonts w:cs="Arial"/>
                 <w:color w:val="FFFFFF" w:themeColor="background1"/>
@@ -1772,49 +1837,72 @@
             </w:pPr>
             <w:r>
               <w:rPr>
+                <w:color w:val="FFFFFF" w:themeColor="background1"/>
+                <w:sz w:val="22"/>
+                <w:szCs w:val="22"/>
+              </w:rPr>
+              <w:t>Demographics</w:t>
+            </w:r>
+          </w:p>
+        </w:tc>
+        <w:tc>
+          <w:tcPr>
+            <w:tcW w:w="6192" w:type="dxa"/>
+            <w:vAlign w:val="center"/>
+            <w:tcMar>
+              <w:top w:w="80" w:type="dxa"/>
+              <w:left w:w="80" w:type="dxa"/>
+              <w:bottom w:w="80" w:type="dxa"/>
+              <w:right w:w="80" w:type="dxa"/>
+            </w:tcMar>
+          </w:tcPr>
+          <w:p>
+            <w:pPr>
+              <w:spacing w:after="0" w:line="240" w:lineRule="auto"/>
+              <w:jc w:val="left"/>
+              <w:rPr>
+                <w:rFonts w:ascii="Poppins" w:hAnsi="Poppins" w:cs="Poppins"/>
+                <w:color w:val="FFFFFF" w:themeColor="background1"/>
+              </w:rPr>
+              <w:pBdr>
+                <w:bottom w:val="single" w:sz="12" w:space="6" w:color="FFFFFF"/>
+              </w:pBdr>
+            </w:pPr>
+            <w:r>
+              <w:rPr>
+                <w:color w:val="FFFFFF" w:themeColor="background1"/>
+                <w:sz w:val="22"/>
+                <w:szCs w:val="22"/>
+              </w:rPr>
+              <w:t xml:space="preserve"> </w:t>
+            </w:r>
+          </w:p>
+        </w:tc>
+        <w:tc>
+          <w:tcPr>
+            <w:tcW w:w="1078" w:type="dxa"/>
+            <w:vAlign w:val="center"/>
+            <w:tcMar>
+              <w:top w:w="80" w:type="dxa"/>
+              <w:left w:w="120" w:type="dxa"/>
+              <w:bottom w:w="80" w:type="dxa"/>
+              <w:right w:w="0" w:type="dxa"/>
+            </w:tcMar>
+          </w:tcPr>
+          <w:p>
+            <w:pPr>
+              <w:spacing w:after="0" w:line="240" w:lineRule="auto"/>
+              <w:jc w:val="right"/>
+              <w:rPr>
                 <w:rFonts w:cs="Arial"/>
                 <w:color w:val="FFFFFF" w:themeColor="background1"/>
               </w:rPr>
-              <w:t>Demographics</w:t>
-            </w:r>
-          </w:p>
-        </w:tc>
-        <w:tc>
-          <w:tcPr>
-            <w:tcW w:w="6192" w:type="dxa"/>
-          </w:tcPr>
-          <w:p>
-            <w:pPr>
-              <w:spacing w:after="0" w:line="240" w:lineRule="auto"/>
-              <w:rPr>
-                <w:rFonts w:ascii="Poppins" w:hAnsi="Poppins" w:cs="Poppins"/>
+            </w:pPr>
+            <w:r>
+              <w:rPr>
                 <w:color w:val="FFFFFF" w:themeColor="background1"/>
-              </w:rPr>
-            </w:pPr>
-            <w:r>
-              <w:rPr>
-                <w:color w:val="FFFFFF" w:themeColor="background1"/>
-              </w:rPr>
-              <w:t>______________________________________________________</w:t>
-            </w:r>
-          </w:p>
-        </w:tc>
-        <w:tc>
-          <w:tcPr>
-            <w:tcW w:w="1078" w:type="dxa"/>
-          </w:tcPr>
-          <w:p>
-            <w:pPr>
-              <w:spacing w:after="0" w:line="240" w:lineRule="auto"/>
-              <w:rPr>
-                <w:rFonts w:cs="Arial"/>
-                <w:color w:val="FFFFFF" w:themeColor="background1"/>
-              </w:rPr>
-            </w:pPr>
-            <w:r>
-              <w:rPr>
-                <w:rFonts w:cs="Arial"/>
-                <w:color w:val="FFFFFF" w:themeColor="background1"/>
+                <w:sz w:val="22"/>
+                <w:szCs w:val="22"/>
               </w:rPr>
               <w:t>5</w:t>
             </w:r>
@@ -1828,10 +1916,18 @@
         <w:tc>
           <w:tcPr>
             <w:tcW w:w="2985" w:type="dxa"/>
+            <w:vAlign w:val="center"/>
+            <w:tcMar>
+              <w:top w:w="80" w:type="dxa"/>
+              <w:left w:w="0" w:type="dxa"/>
+              <w:bottom w:w="80" w:type="dxa"/>
+              <w:right w:w="120" w:type="dxa"/>
+            </w:tcMar>
           </w:tcPr>
           <w:p>
             <w:pPr>
               <w:spacing w:after="0" w:line="240" w:lineRule="auto"/>
+              <w:jc w:val="left"/>
               <w:rPr>
                 <w:rFonts w:cs="Arial"/>
                 <w:color w:val="FFFFFF" w:themeColor="background1"/>
@@ -1839,49 +1935,72 @@
             </w:pPr>
             <w:r>
               <w:rPr>
+                <w:color w:val="FFFFFF" w:themeColor="background1"/>
+                <w:sz w:val="22"/>
+                <w:szCs w:val="22"/>
+              </w:rPr>
+              <w:t>Comparables</w:t>
+            </w:r>
+          </w:p>
+        </w:tc>
+        <w:tc>
+          <w:tcPr>
+            <w:tcW w:w="6192" w:type="dxa"/>
+            <w:vAlign w:val="center"/>
+            <w:tcMar>
+              <w:top w:w="80" w:type="dxa"/>
+              <w:left w:w="80" w:type="dxa"/>
+              <w:bottom w:w="80" w:type="dxa"/>
+              <w:right w:w="80" w:type="dxa"/>
+            </w:tcMar>
+          </w:tcPr>
+          <w:p>
+            <w:pPr>
+              <w:spacing w:after="0" w:line="240" w:lineRule="auto"/>
+              <w:jc w:val="left"/>
+              <w:rPr>
+                <w:rFonts w:ascii="Poppins" w:hAnsi="Poppins" w:cs="Poppins"/>
+                <w:color w:val="FFFFFF" w:themeColor="background1"/>
+              </w:rPr>
+              <w:pBdr>
+                <w:bottom w:val="single" w:sz="12" w:space="6" w:color="FFFFFF"/>
+              </w:pBdr>
+            </w:pPr>
+            <w:r>
+              <w:rPr>
+                <w:color w:val="FFFFFF" w:themeColor="background1"/>
+                <w:sz w:val="22"/>
+                <w:szCs w:val="22"/>
+              </w:rPr>
+              <w:t xml:space="preserve"> </w:t>
+            </w:r>
+          </w:p>
+        </w:tc>
+        <w:tc>
+          <w:tcPr>
+            <w:tcW w:w="1078" w:type="dxa"/>
+            <w:vAlign w:val="center"/>
+            <w:tcMar>
+              <w:top w:w="80" w:type="dxa"/>
+              <w:left w:w="120" w:type="dxa"/>
+              <w:bottom w:w="80" w:type="dxa"/>
+              <w:right w:w="0" w:type="dxa"/>
+            </w:tcMar>
+          </w:tcPr>
+          <w:p>
+            <w:pPr>
+              <w:spacing w:after="0" w:line="240" w:lineRule="auto"/>
+              <w:jc w:val="right"/>
+              <w:rPr>
                 <w:rFonts w:cs="Arial"/>
                 <w:color w:val="FFFFFF" w:themeColor="background1"/>
               </w:rPr>
-              <w:t>Comparables</w:t>
-            </w:r>
-          </w:p>
-        </w:tc>
-        <w:tc>
-          <w:tcPr>
-            <w:tcW w:w="6192" w:type="dxa"/>
-          </w:tcPr>
-          <w:p>
-            <w:pPr>
-              <w:spacing w:after="0" w:line="240" w:lineRule="auto"/>
-              <w:rPr>
-                <w:rFonts w:ascii="Poppins" w:hAnsi="Poppins" w:cs="Poppins"/>
+            </w:pPr>
+            <w:r>
+              <w:rPr>
                 <w:color w:val="FFFFFF" w:themeColor="background1"/>
-              </w:rPr>
-            </w:pPr>
-            <w:r>
-              <w:rPr>
-                <w:color w:val="FFFFFF" w:themeColor="background1"/>
-              </w:rPr>
-              <w:t>______________________________________________________</w:t>
-            </w:r>
-          </w:p>
-        </w:tc>
-        <w:tc>
-          <w:tcPr>
-            <w:tcW w:w="1078" w:type="dxa"/>
-          </w:tcPr>
-          <w:p>
-            <w:pPr>
-              <w:spacing w:after="0" w:line="240" w:lineRule="auto"/>
-              <w:rPr>
-                <w:rFonts w:cs="Arial"/>
-                <w:color w:val="FFFFFF" w:themeColor="background1"/>
-              </w:rPr>
-            </w:pPr>
-            <w:r>
-              <w:rPr>
-                <w:rFonts w:cs="Arial"/>
-                <w:color w:val="FFFFFF" w:themeColor="background1"/>
+                <w:sz w:val="22"/>
+                <w:szCs w:val="22"/>
               </w:rPr>
               <w:t>14</w:t>
             </w:r>
@@ -1895,10 +2014,18 @@
         <w:tc>
           <w:tcPr>
             <w:tcW w:w="2985" w:type="dxa"/>
+            <w:vAlign w:val="center"/>
+            <w:tcMar>
+              <w:top w:w="80" w:type="dxa"/>
+              <w:left w:w="0" w:type="dxa"/>
+              <w:bottom w:w="80" w:type="dxa"/>
+              <w:right w:w="120" w:type="dxa"/>
+            </w:tcMar>
           </w:tcPr>
           <w:p>
             <w:pPr>
               <w:spacing w:after="0" w:line="240" w:lineRule="auto"/>
+              <w:jc w:val="left"/>
               <w:rPr>
                 <w:rFonts w:cs="Arial"/>
                 <w:color w:val="FFFFFF" w:themeColor="background1"/>
@@ -1906,49 +2033,72 @@
             </w:pPr>
             <w:r>
               <w:rPr>
+                <w:color w:val="FFFFFF" w:themeColor="background1"/>
+                <w:sz w:val="22"/>
+                <w:szCs w:val="22"/>
+              </w:rPr>
+              <w:t>Certification</w:t>
+            </w:r>
+          </w:p>
+        </w:tc>
+        <w:tc>
+          <w:tcPr>
+            <w:tcW w:w="6192" w:type="dxa"/>
+            <w:vAlign w:val="center"/>
+            <w:tcMar>
+              <w:top w:w="80" w:type="dxa"/>
+              <w:left w:w="80" w:type="dxa"/>
+              <w:bottom w:w="80" w:type="dxa"/>
+              <w:right w:w="80" w:type="dxa"/>
+            </w:tcMar>
+          </w:tcPr>
+          <w:p>
+            <w:pPr>
+              <w:spacing w:after="0" w:line="240" w:lineRule="auto"/>
+              <w:jc w:val="left"/>
+              <w:rPr>
+                <w:rFonts w:ascii="Poppins" w:hAnsi="Poppins" w:cs="Poppins"/>
+                <w:color w:val="FFFFFF" w:themeColor="background1"/>
+              </w:rPr>
+              <w:pBdr>
+                <w:bottom w:val="single" w:sz="12" w:space="6" w:color="FFFFFF"/>
+              </w:pBdr>
+            </w:pPr>
+            <w:r>
+              <w:rPr>
+                <w:color w:val="FFFFFF" w:themeColor="background1"/>
+                <w:sz w:val="22"/>
+                <w:szCs w:val="22"/>
+              </w:rPr>
+              <w:t xml:space="preserve"> </w:t>
+            </w:r>
+          </w:p>
+        </w:tc>
+        <w:tc>
+          <w:tcPr>
+            <w:tcW w:w="1078" w:type="dxa"/>
+            <w:vAlign w:val="center"/>
+            <w:tcMar>
+              <w:top w:w="80" w:type="dxa"/>
+              <w:left w:w="120" w:type="dxa"/>
+              <w:bottom w:w="80" w:type="dxa"/>
+              <w:right w:w="0" w:type="dxa"/>
+            </w:tcMar>
+          </w:tcPr>
+          <w:p>
+            <w:pPr>
+              <w:spacing w:after="0" w:line="240" w:lineRule="auto"/>
+              <w:jc w:val="right"/>
+              <w:rPr>
                 <w:rFonts w:cs="Arial"/>
                 <w:color w:val="FFFFFF" w:themeColor="background1"/>
               </w:rPr>
-              <w:t>Certification</w:t>
-            </w:r>
-          </w:p>
-        </w:tc>
-        <w:tc>
-          <w:tcPr>
-            <w:tcW w:w="6192" w:type="dxa"/>
-          </w:tcPr>
-          <w:p>
-            <w:pPr>
-              <w:spacing w:after="0" w:line="240" w:lineRule="auto"/>
-              <w:rPr>
-                <w:rFonts w:ascii="Poppins" w:hAnsi="Poppins" w:cs="Poppins"/>
+            </w:pPr>
+            <w:r>
+              <w:rPr>
                 <w:color w:val="FFFFFF" w:themeColor="background1"/>
-              </w:rPr>
-            </w:pPr>
-            <w:r>
-              <w:rPr>
-                <w:color w:val="FFFFFF" w:themeColor="background1"/>
-              </w:rPr>
-              <w:t>______________________________________________________</w:t>
-            </w:r>
-          </w:p>
-        </w:tc>
-        <w:tc>
-          <w:tcPr>
-            <w:tcW w:w="1078" w:type="dxa"/>
-          </w:tcPr>
-          <w:p>
-            <w:pPr>
-              <w:spacing w:after="0" w:line="240" w:lineRule="auto"/>
-              <w:rPr>
-                <w:rFonts w:cs="Arial"/>
-                <w:color w:val="FFFFFF" w:themeColor="background1"/>
-              </w:rPr>
-            </w:pPr>
-            <w:r>
-              <w:rPr>
-                <w:rFonts w:cs="Arial"/>
-                <w:color w:val="FFFFFF" w:themeColor="background1"/>
+                <w:sz w:val="22"/>
+                <w:szCs w:val="22"/>
               </w:rPr>
               <w:t>21</w:t>
             </w:r>
@@ -2172,7 +2322,7 @@
                                 <w:sz w:val="36"/>
                                 <w:szCs w:val="36"/>
                               </w:rPr>
-                              <w:t>Date: May 09, 2026</w:t>
+                              <w:t>Date: {{Date}}</w:t>
                             </w:r>
                           </w:p>
                           <w:p>
@@ -2224,7 +2374,7 @@
                           <w:sz w:val="36"/>
                           <w:szCs w:val="36"/>
                         </w:rPr>
-                        <w:t>Date: May 09, 2026</w:t>
+                        <w:t>Date: {{Date}}</w:t>
                       </w:r>
                     </w:p>
                     <w:p>
@@ -4705,7 +4855,7 @@
                                 <w:sz w:val="36"/>
                                 <w:szCs w:val="36"/>
                               </w:rPr>
-                              <w:t>Date: May 09, 2026</w:t>
+                              <w:t>Date: {{Date}}</w:t>
                             </w:r>
                           </w:p>
                           <w:p>
@@ -4757,7 +4907,7 @@
                           <w:sz w:val="36"/>
                           <w:szCs w:val="36"/>
                         </w:rPr>
-                        <w:t>Date: May 09, 2026</w:t>
+                        <w:t>Date: {{Date}}</w:t>
                       </w:r>
                     </w:p>
                     <w:p>
@@ -5428,21 +5578,24 @@
         <w:spacing w:line="276" w:lineRule="auto"/>
         <w:rPr>
           <w:rFonts w:asciiTheme="minorHAnsi" w:hAnsiTheme="minorHAnsi" w:cs="Arial"/>
+          <w:sz w:val="24"/>
+          <w:szCs w:val="24"/>
         </w:rPr>
       </w:pPr>
       <w:r>
         <w:rPr>
           <w:rFonts w:asciiTheme="minorHAnsi" w:hAnsiTheme="minorHAnsi" w:cs="Arial"/>
-        </w:rPr>
-        <w:t xml:space="preserve">Source: </w:t>
+          <w:sz w:val="24"/>
+          <w:szCs w:val="24"/>
+        </w:rPr>
+        <w:t>Source: Esri GeoEnrichment</w:t>
       </w:r>
       <w:r>
         <w:rPr>
           <w:rFonts w:asciiTheme="minorHAnsi" w:hAnsiTheme="minorHAnsi" w:cs="Arial"/>
-          <w:sz w:val="18"/>
-          <w:szCs w:val="18"/>
-        </w:rPr>
-        <w:t>US Census</w:t>
+          <w:sz w:val="24"/>
+          <w:szCs w:val="24"/>
+        </w:rPr>
       </w:r>
     </w:p>
     <w:tbl>
@@ -5820,21 +5973,24 @@
         <w:spacing w:line="276" w:lineRule="auto"/>
         <w:rPr>
           <w:rFonts w:asciiTheme="minorHAnsi" w:hAnsiTheme="minorHAnsi" w:cs="Arial"/>
+          <w:sz w:val="24"/>
+          <w:szCs w:val="24"/>
         </w:rPr>
       </w:pPr>
       <w:r>
         <w:rPr>
           <w:rFonts w:asciiTheme="minorHAnsi" w:hAnsiTheme="minorHAnsi" w:cs="Arial"/>
-        </w:rPr>
-        <w:t xml:space="preserve">Source: </w:t>
+          <w:sz w:val="24"/>
+          <w:szCs w:val="24"/>
+        </w:rPr>
+        <w:t>Source: Esri GeoEnrichment</w:t>
       </w:r>
       <w:r>
         <w:rPr>
           <w:rFonts w:asciiTheme="minorHAnsi" w:hAnsiTheme="minorHAnsi" w:cs="Arial"/>
-          <w:sz w:val="18"/>
-          <w:szCs w:val="18"/>
-        </w:rPr>
-        <w:t>US Census</w:t>
+          <w:sz w:val="24"/>
+          <w:szCs w:val="24"/>
+        </w:rPr>
       </w:r>
     </w:p>
     <w:p>
@@ -6361,21 +6517,24 @@
         <w:spacing w:line="276" w:lineRule="auto"/>
         <w:rPr>
           <w:rFonts w:asciiTheme="minorHAnsi" w:hAnsiTheme="minorHAnsi" w:cs="Arial"/>
+          <w:sz w:val="24"/>
+          <w:szCs w:val="24"/>
         </w:rPr>
       </w:pPr>
       <w:r>
         <w:rPr>
           <w:rFonts w:asciiTheme="minorHAnsi" w:hAnsiTheme="minorHAnsi" w:cs="Arial"/>
-        </w:rPr>
-        <w:t xml:space="preserve">Source: </w:t>
+          <w:sz w:val="24"/>
+          <w:szCs w:val="24"/>
+        </w:rPr>
+        <w:t>Source: Esri GeoEnrichment</w:t>
       </w:r>
       <w:r>
         <w:rPr>
           <w:rFonts w:asciiTheme="minorHAnsi" w:hAnsiTheme="minorHAnsi" w:cs="Arial"/>
-          <w:sz w:val="18"/>
-          <w:szCs w:val="18"/>
-        </w:rPr>
-        <w:t>US Census</w:t>
+          <w:sz w:val="24"/>
+          <w:szCs w:val="24"/>
+        </w:rPr>
       </w:r>
     </w:p>
     <w:tbl>
@@ -6853,21 +7012,24 @@
         <w:spacing w:line="276" w:lineRule="auto"/>
         <w:rPr>
           <w:rFonts w:asciiTheme="minorHAnsi" w:hAnsiTheme="minorHAnsi" w:cs="Arial"/>
+          <w:sz w:val="24"/>
+          <w:szCs w:val="24"/>
         </w:rPr>
       </w:pPr>
       <w:r>
         <w:rPr>
           <w:rFonts w:asciiTheme="minorHAnsi" w:hAnsiTheme="minorHAnsi" w:cs="Arial"/>
-        </w:rPr>
-        <w:t xml:space="preserve">Source: </w:t>
+          <w:sz w:val="24"/>
+          <w:szCs w:val="24"/>
+        </w:rPr>
+        <w:t>Source: Esri GeoEnrichment</w:t>
       </w:r>
       <w:r>
         <w:rPr>
           <w:rFonts w:asciiTheme="minorHAnsi" w:hAnsiTheme="minorHAnsi" w:cs="Arial"/>
-          <w:sz w:val="18"/>
-          <w:szCs w:val="18"/>
-        </w:rPr>
-        <w:t>US Census</w:t>
+          <w:sz w:val="24"/>
+          <w:szCs w:val="24"/>
+        </w:rPr>
       </w:r>
     </w:p>
     <w:p>
@@ -7263,21 +7425,24 @@
         <w:spacing w:line="276" w:lineRule="auto"/>
         <w:rPr>
           <w:rFonts w:asciiTheme="minorHAnsi" w:hAnsiTheme="minorHAnsi" w:cs="Arial"/>
+          <w:sz w:val="24"/>
+          <w:szCs w:val="24"/>
         </w:rPr>
       </w:pPr>
       <w:r>
         <w:rPr>
           <w:rFonts w:asciiTheme="minorHAnsi" w:hAnsiTheme="minorHAnsi" w:cs="Arial"/>
-        </w:rPr>
-        <w:t xml:space="preserve">Source: </w:t>
+          <w:sz w:val="24"/>
+          <w:szCs w:val="24"/>
+        </w:rPr>
+        <w:t>Source: Esri GeoEnrichment</w:t>
       </w:r>
       <w:r>
         <w:rPr>
           <w:rFonts w:asciiTheme="minorHAnsi" w:hAnsiTheme="minorHAnsi" w:cs="Arial"/>
-          <w:sz w:val="18"/>
-          <w:szCs w:val="18"/>
-        </w:rPr>
-        <w:t>US Census</w:t>
+          <w:sz w:val="24"/>
+          <w:szCs w:val="24"/>
+        </w:rPr>
       </w:r>
     </w:p>
     <w:p>
@@ -7292,7 +7457,6 @@
         <w:rPr>
           <w:rFonts w:asciiTheme="minorHAnsi" w:hAnsiTheme="minorHAnsi" w:cs="Arial"/>
         </w:rPr>
-        <w:t>{{economic_factors}}</w:t>
       </w:r>
       <w:r>
         <w:rPr>
@@ -8001,7 +8165,7 @@
                 <w:sz w:val="16"/>
                 <w:szCs w:val="16"/>
               </w:rPr>
-              <w:t>11,800</w:t>
+              <w:t>{{r1_pop_2010}}</w:t>
             </w:r>
           </w:p>
         </w:tc>
@@ -8028,7 +8192,7 @@
                 <w:sz w:val="16"/>
                 <w:szCs w:val="16"/>
               </w:rPr>
-              <w:t>78,293</w:t>
+              <w:t>{{r3_pop_2010}}</w:t>
             </w:r>
           </w:p>
         </w:tc>
@@ -8055,7 +8219,7 @@
                 <w:sz w:val="16"/>
                 <w:szCs w:val="16"/>
               </w:rPr>
-              <w:t>179,087</w:t>
+              <w:t>{{r5_pop_2010}}</w:t>
             </w:r>
           </w:p>
         </w:tc>
@@ -8265,7 +8429,7 @@
                 <w:sz w:val="16"/>
                 <w:szCs w:val="16"/>
               </w:rPr>
-              <w:t>13,538</w:t>
+              <w:t>{{r1_pop_2020}}</w:t>
             </w:r>
           </w:p>
         </w:tc>
@@ -8292,7 +8456,7 @@
                 <w:sz w:val="16"/>
                 <w:szCs w:val="16"/>
               </w:rPr>
-              <w:t>92,721</w:t>
+              <w:t>{{r3_pop_2020}}</w:t>
             </w:r>
           </w:p>
         </w:tc>
@@ -8319,7 +8483,7 @@
                 <w:sz w:val="16"/>
                 <w:szCs w:val="16"/>
               </w:rPr>
-              <w:t>210,359</w:t>
+              <w:t>{{r5_pop_2020}}</w:t>
             </w:r>
           </w:p>
         </w:tc>
@@ -8408,7 +8572,7 @@
                 <w:sz w:val="16"/>
                 <w:szCs w:val="16"/>
               </w:rPr>
-              <w:t>$188,789</w:t>
+              <w:t>{{r1_avg_hh_income_2029}}</w:t>
             </w:r>
           </w:p>
         </w:tc>
@@ -8435,7 +8599,7 @@
                 <w:sz w:val="16"/>
                 <w:szCs w:val="16"/>
               </w:rPr>
-              <w:t>$141,015</w:t>
+              <w:t>{{r3_avg_hh_income_2029}}</w:t>
             </w:r>
           </w:p>
         </w:tc>
@@ -8462,7 +8626,7 @@
                 <w:sz w:val="16"/>
                 <w:szCs w:val="16"/>
               </w:rPr>
-              <w:t>$143,364</w:t>
+              <w:t>{{r5_avg_hh_income_2029}}</w:t>
             </w:r>
           </w:p>
         </w:tc>
@@ -8669,7 +8833,7 @@
                 <w:sz w:val="16"/>
                 <w:szCs w:val="16"/>
               </w:rPr>
-              <w:t>-1.0%</w:t>
+              <w:t>{{r1_avg_inc_chg}}</w:t>
             </w:r>
           </w:p>
         </w:tc>
@@ -8696,7 +8860,7 @@
                 <w:sz w:val="16"/>
                 <w:szCs w:val="16"/>
               </w:rPr>
-              <w:t>0.6%</w:t>
+              <w:t>{{r3_avg_inc_chg}}</w:t>
             </w:r>
           </w:p>
         </w:tc>
@@ -8723,7 +8887,7 @@
                 <w:sz w:val="16"/>
                 <w:szCs w:val="16"/>
               </w:rPr>
-              <w:t>2.0%</w:t>
+              <w:t>{{r5_avg_inc_chg}}</w:t>
             </w:r>
           </w:p>
         </w:tc>
@@ -9033,7 +9197,7 @@
                 <w:sz w:val="16"/>
                 <w:szCs w:val="16"/>
               </w:rPr>
-              <w:t>14.7%</w:t>
+              <w:t>{{r1_pop_chg_2010_2020}}</w:t>
             </w:r>
           </w:p>
         </w:tc>
@@ -9060,7 +9224,7 @@
                 <w:sz w:val="16"/>
                 <w:szCs w:val="16"/>
               </w:rPr>
-              <w:t>18.4%</w:t>
+              <w:t>{{r3_pop_chg_2010_2020}}</w:t>
             </w:r>
           </w:p>
         </w:tc>
@@ -9087,7 +9251,7 @@
                 <w:sz w:val="16"/>
                 <w:szCs w:val="16"/>
               </w:rPr>
-              <w:t>17.5%</w:t>
+              <w:t>{{r5_pop_chg_2010_2020}}</w:t>
             </w:r>
           </w:p>
         </w:tc>
@@ -9297,7 +9461,7 @@
                 <w:sz w:val="16"/>
                 <w:szCs w:val="16"/>
               </w:rPr>
-              <w:t>-2.2%</w:t>
+              <w:t>{{r1_pop_chg_2020_2024}}</w:t>
             </w:r>
           </w:p>
         </w:tc>
@@ -9324,7 +9488,7 @@
                 <w:sz w:val="16"/>
                 <w:szCs w:val="16"/>
               </w:rPr>
-              <w:t>2.6%</w:t>
+              <w:t>{{r3_pop_chg_2020_2024}}</w:t>
             </w:r>
           </w:p>
         </w:tc>
@@ -9351,7 +9515,7 @@
                 <w:sz w:val="16"/>
                 <w:szCs w:val="16"/>
               </w:rPr>
-              <w:t>3.9%</w:t>
+              <w:t>{{r5_pop_chg_2020_2024}}</w:t>
             </w:r>
           </w:p>
         </w:tc>
@@ -9440,7 +9604,7 @@
                 <w:sz w:val="16"/>
                 <w:szCs w:val="16"/>
               </w:rPr>
-              <w:t>$154,196</w:t>
+              <w:t>{{r1_median_hh_income_2029}}</w:t>
             </w:r>
           </w:p>
         </w:tc>
@@ -9467,7 +9631,7 @@
                 <w:sz w:val="16"/>
                 <w:szCs w:val="16"/>
               </w:rPr>
-              <w:t>$99,846</w:t>
+              <w:t>{{r3_median_hh_income_2029}}</w:t>
             </w:r>
           </w:p>
         </w:tc>
@@ -9494,7 +9658,7 @@
                 <w:sz w:val="16"/>
                 <w:szCs w:val="16"/>
               </w:rPr>
-              <w:t>$105,504</w:t>
+              <w:t>{{r5_median_hh_income_2029}}</w:t>
             </w:r>
           </w:p>
         </w:tc>
@@ -9558,7 +9722,7 @@
                 <w:sz w:val="16"/>
                 <w:szCs w:val="16"/>
               </w:rPr>
-              <w:t>-1.1%</w:t>
+              <w:t>{{r1_pop_chg_2024_2029}}</w:t>
             </w:r>
           </w:p>
         </w:tc>
@@ -9585,7 +9749,7 @@
                 <w:sz w:val="16"/>
                 <w:szCs w:val="16"/>
               </w:rPr>
-              <w:t>0.6%</w:t>
+              <w:t>{{r3_pop_chg_2024_2029}}</w:t>
             </w:r>
           </w:p>
         </w:tc>
@@ -9612,7 +9776,7 @@
                 <w:sz w:val="16"/>
                 <w:szCs w:val="16"/>
               </w:rPr>
-              <w:t>1.9%</w:t>
+              <w:t>{{r5_pop_chg_2024_2029}}</w:t>
             </w:r>
           </w:p>
         </w:tc>
@@ -9701,7 +9865,7 @@
                 <w:sz w:val="16"/>
                 <w:szCs w:val="16"/>
               </w:rPr>
-              <w:t>-1.0%</w:t>
+              <w:t>{{r1_med_inc_chg}}</w:t>
             </w:r>
           </w:p>
         </w:tc>
@@ -9728,7 +9892,7 @@
                 <w:sz w:val="16"/>
                 <w:szCs w:val="16"/>
               </w:rPr>
-              <w:t>0.6%</w:t>
+              <w:t>{{r3_med_inc_chg}}</w:t>
             </w:r>
           </w:p>
         </w:tc>
@@ -9755,7 +9919,7 @@
                 <w:sz w:val="16"/>
                 <w:szCs w:val="16"/>
               </w:rPr>
-              <w:t>2.0%</w:t>
+              <w:t>{{r5_med_inc_chg}}</w:t>
             </w:r>
           </w:p>
         </w:tc>
@@ -10048,7 +10212,7 @@
                 <w:sz w:val="16"/>
                 <w:szCs w:val="16"/>
               </w:rPr>
-              <w:t>4,286</w:t>
+              <w:t>{{r1_hh_2010}}</w:t>
             </w:r>
           </w:p>
         </w:tc>
@@ -10075,7 +10239,7 @@
                 <w:sz w:val="16"/>
                 <w:szCs w:val="16"/>
               </w:rPr>
-              <w:t>31,505</w:t>
+              <w:t>{{r3_hh_2010}}</w:t>
             </w:r>
           </w:p>
         </w:tc>
@@ -10102,7 +10266,7 @@
                 <w:sz w:val="16"/>
                 <w:szCs w:val="16"/>
               </w:rPr>
-              <w:t>69,307</w:t>
+              <w:t>{{r5_hh_2010}}</w:t>
             </w:r>
           </w:p>
         </w:tc>
@@ -10309,7 +10473,7 @@
                 <w:sz w:val="16"/>
                 <w:szCs w:val="16"/>
               </w:rPr>
-              <w:t>928,341</w:t>
+              <w:t>{{r1_hh_2020}}</w:t>
             </w:r>
           </w:p>
         </w:tc>
@@ -10336,7 +10500,7 @@
                 <w:sz w:val="16"/>
                 <w:szCs w:val="16"/>
               </w:rPr>
-              <w:t>928,341</w:t>
+              <w:t>{{r3_hh_2020}}</w:t>
             </w:r>
           </w:p>
         </w:tc>
@@ -10363,7 +10527,7 @@
                 <w:sz w:val="16"/>
                 <w:szCs w:val="16"/>
               </w:rPr>
-              <w:t>928,341</w:t>
+              <w:t>{{r5_hh_2020}}</w:t>
             </w:r>
           </w:p>
         </w:tc>
@@ -10452,7 +10616,7 @@
                 <w:sz w:val="16"/>
                 <w:szCs w:val="16"/>
               </w:rPr>
-              <w:t>$68,739</w:t>
+              <w:t>{{r1_per_capita_income_2029}}</w:t>
             </w:r>
           </w:p>
         </w:tc>
@@ -10479,7 +10643,7 @@
                 <w:sz w:val="16"/>
                 <w:szCs w:val="16"/>
               </w:rPr>
-              <w:t>$58,698</w:t>
+              <w:t>{{r3_per_capita_income_2029}}</w:t>
             </w:r>
           </w:p>
         </w:tc>
@@ -10506,7 +10670,7 @@
                 <w:sz w:val="16"/>
                 <w:szCs w:val="16"/>
               </w:rPr>
-              <w:t>$56,825</w:t>
+              <w:t>{{r5_per_capita_income_2029}}</w:t>
             </w:r>
           </w:p>
         </w:tc>
@@ -10713,7 +10877,7 @@
                 <w:sz w:val="16"/>
                 <w:szCs w:val="16"/>
               </w:rPr>
-              <w:t>-1.0%</w:t>
+              <w:t>{{r1_pci_chg}}</w:t>
             </w:r>
           </w:p>
         </w:tc>
@@ -10740,7 +10904,7 @@
                 <w:sz w:val="16"/>
                 <w:szCs w:val="16"/>
               </w:rPr>
-              <w:t>0.6%</w:t>
+              <w:t>{{r3_pci_chg}}</w:t>
             </w:r>
           </w:p>
         </w:tc>
@@ -10767,7 +10931,7 @@
                 <w:sz w:val="16"/>
                 <w:szCs w:val="16"/>
               </w:rPr>
-              <w:t>2.0%</w:t>
+              <w:t>{{r5_pci_chg}}</w:t>
             </w:r>
           </w:p>
         </w:tc>
@@ -11077,7 +11241,7 @@
                 <w:sz w:val="16"/>
                 <w:szCs w:val="16"/>
               </w:rPr>
-              <w:t>1.1%</w:t>
+              <w:t>{{r1_hh_chg_2010_2020}}</w:t>
             </w:r>
           </w:p>
         </w:tc>
@@ -11104,7 +11268,7 @@
                 <w:sz w:val="16"/>
                 <w:szCs w:val="16"/>
               </w:rPr>
-              <w:t>1.1%</w:t>
+              <w:t>{{r3_hh_chg_2010_2020}}</w:t>
             </w:r>
           </w:p>
         </w:tc>
@@ -11131,7 +11295,7 @@
                 <w:sz w:val="16"/>
                 <w:szCs w:val="16"/>
               </w:rPr>
-              <w:t>1.1%</w:t>
+              <w:t>{{r5_hh_chg_2010_2020}}</w:t>
             </w:r>
           </w:p>
         </w:tc>
@@ -11220,7 +11384,7 @@
                 <w:sz w:val="16"/>
                 <w:szCs w:val="16"/>
               </w:rPr>
-              <w:t>78,406</w:t>
+              <w:t>{{r1_inc_lt_15k}}</w:t>
             </w:r>
           </w:p>
         </w:tc>
@@ -11247,7 +11411,7 @@
                 <w:sz w:val="16"/>
                 <w:szCs w:val="16"/>
               </w:rPr>
-              <w:t>78,406</w:t>
+              <w:t>{{r3_inc_lt_15k}}</w:t>
             </w:r>
           </w:p>
         </w:tc>
@@ -11274,7 +11438,7 @@
                 <w:sz w:val="16"/>
                 <w:szCs w:val="16"/>
               </w:rPr>
-              <w:t>78,406</w:t>
+              <w:t>{{r5_inc_lt_15k}}</w:t>
             </w:r>
           </w:p>
         </w:tc>
@@ -11338,7 +11502,7 @@
                 <w:sz w:val="16"/>
                 <w:szCs w:val="16"/>
               </w:rPr>
-              <w:t>1.1%</w:t>
+              <w:t>{{r1_hh_chg_2020_2024}}</w:t>
             </w:r>
           </w:p>
         </w:tc>
@@ -11365,7 +11529,7 @@
                 <w:sz w:val="16"/>
                 <w:szCs w:val="16"/>
               </w:rPr>
-              <w:t>1.1%</w:t>
+              <w:t>{{r3_hh_chg_2020_2024}}</w:t>
             </w:r>
           </w:p>
         </w:tc>
@@ -11392,7 +11556,7 @@
                 <w:sz w:val="16"/>
                 <w:szCs w:val="16"/>
               </w:rPr>
-              <w:t>1.1%</w:t>
+              <w:t>{{r5_hh_chg_2020_2024}}</w:t>
             </w:r>
           </w:p>
         </w:tc>
@@ -11481,7 +11645,7 @@
                 <w:sz w:val="16"/>
                 <w:szCs w:val="16"/>
               </w:rPr>
-              <w:t>58,193</w:t>
+              <w:t>{{r1_inc_15_25}}</w:t>
             </w:r>
           </w:p>
         </w:tc>
@@ -11508,7 +11672,7 @@
                 <w:sz w:val="16"/>
                 <w:szCs w:val="16"/>
               </w:rPr>
-              <w:t>58,193</w:t>
+              <w:t>{{r3_inc_15_25}}</w:t>
             </w:r>
           </w:p>
         </w:tc>
@@ -11535,7 +11699,7 @@
                 <w:sz w:val="16"/>
                 <w:szCs w:val="16"/>
               </w:rPr>
-              <w:t>58,193</w:t>
+              <w:t>{{r5_inc_15_25}}</w:t>
             </w:r>
           </w:p>
         </w:tc>
@@ -11599,7 +11763,7 @@
                 <w:sz w:val="16"/>
                 <w:szCs w:val="16"/>
               </w:rPr>
-              <w:t>3.0%</w:t>
+              <w:t>{{r1_hh_chg_2024_2029}}</w:t>
             </w:r>
           </w:p>
         </w:tc>
@@ -11626,7 +11790,7 @@
                 <w:sz w:val="16"/>
                 <w:szCs w:val="16"/>
               </w:rPr>
-              <w:t>8.5%</w:t>
+              <w:t>{{r3_hh_chg_2024_2029}}</w:t>
             </w:r>
           </w:p>
         </w:tc>
@@ -11653,7 +11817,7 @@
                 <w:sz w:val="16"/>
                 <w:szCs w:val="16"/>
               </w:rPr>
-              <w:t>8.2%</w:t>
+              <w:t>{{r5_hh_chg_2024_2029}}</w:t>
             </w:r>
           </w:p>
         </w:tc>
@@ -11742,7 +11906,7 @@
                 <w:sz w:val="16"/>
                 <w:szCs w:val="16"/>
               </w:rPr>
-              <w:t>65,443</w:t>
+              <w:t>{{r1_inc_25_35}}</w:t>
             </w:r>
           </w:p>
         </w:tc>
@@ -11769,7 +11933,7 @@
                 <w:sz w:val="16"/>
                 <w:szCs w:val="16"/>
               </w:rPr>
-              <w:t>65,443</w:t>
+              <w:t>{{r3_inc_25_35}}</w:t>
             </w:r>
           </w:p>
         </w:tc>
@@ -11796,7 +11960,7 @@
                 <w:sz w:val="16"/>
                 <w:szCs w:val="16"/>
               </w:rPr>
-              <w:t>65,443</w:t>
+              <w:t>{{r5_inc_25_35}}</w:t>
             </w:r>
           </w:p>
         </w:tc>
@@ -11989,7 +12153,7 @@
                 <w:sz w:val="16"/>
                 <w:szCs w:val="16"/>
               </w:rPr>
-              <w:t>113,751</w:t>
+              <w:t>{{r1_inc_35_50}}</w:t>
             </w:r>
           </w:p>
         </w:tc>
@@ -12016,7 +12180,7 @@
                 <w:sz w:val="16"/>
                 <w:szCs w:val="16"/>
               </w:rPr>
-              <w:t>113,751</w:t>
+              <w:t>{{r3_inc_35_50}}</w:t>
             </w:r>
           </w:p>
         </w:tc>
@@ -12043,7 +12207,7 @@
                 <w:sz w:val="16"/>
                 <w:szCs w:val="16"/>
               </w:rPr>
-              <w:t>113,751</w:t>
+              <w:t>{{r5_inc_35_50}}</w:t>
             </w:r>
           </w:p>
         </w:tc>
@@ -12250,7 +12414,7 @@
                 <w:sz w:val="16"/>
                 <w:szCs w:val="16"/>
               </w:rPr>
-              <w:t>175,144</w:t>
+              <w:t>{{r1_inc_50_75}}</w:t>
             </w:r>
           </w:p>
         </w:tc>
@@ -12277,7 +12441,7 @@
                 <w:sz w:val="16"/>
                 <w:szCs w:val="16"/>
               </w:rPr>
-              <w:t>175,144</w:t>
+              <w:t>{{r3_inc_50_75}}</w:t>
             </w:r>
           </w:p>
         </w:tc>
@@ -12304,7 +12468,7 @@
                 <w:sz w:val="16"/>
                 <w:szCs w:val="16"/>
               </w:rPr>
-              <w:t>175,144</w:t>
+              <w:t>{{r5_inc_50_75}}</w:t>
             </w:r>
           </w:p>
         </w:tc>
@@ -12511,7 +12675,7 @@
                 <w:sz w:val="16"/>
                 <w:szCs w:val="16"/>
               </w:rPr>
-              <w:t>128,749</w:t>
+              <w:t>{{r1_inc_75_100}}</w:t>
             </w:r>
           </w:p>
         </w:tc>
@@ -12538,7 +12702,7 @@
                 <w:sz w:val="16"/>
                 <w:szCs w:val="16"/>
               </w:rPr>
-              <w:t>128,749</w:t>
+              <w:t>{{r3_inc_75_100}}</w:t>
             </w:r>
           </w:p>
         </w:tc>
@@ -12565,7 +12729,7 @@
                 <w:sz w:val="16"/>
                 <w:szCs w:val="16"/>
               </w:rPr>
-              <w:t>128,749</w:t>
+              <w:t>{{r5_inc_75_100}}</w:t>
             </w:r>
           </w:p>
         </w:tc>
@@ -12758,7 +12922,7 @@
                 <w:sz w:val="16"/>
                 <w:szCs w:val="16"/>
               </w:rPr>
-              <w:t>162,178</w:t>
+              <w:t>{{r1_inc_100_150}}</w:t>
             </w:r>
           </w:p>
         </w:tc>
@@ -12785,7 +12949,7 @@
                 <w:sz w:val="16"/>
                 <w:szCs w:val="16"/>
               </w:rPr>
-              <w:t>162,178</w:t>
+              <w:t>{{r3_inc_100_150}}</w:t>
             </w:r>
           </w:p>
         </w:tc>
@@ -12812,7 +12976,7 @@
                 <w:sz w:val="16"/>
                 <w:szCs w:val="16"/>
               </w:rPr>
-              <w:t>162,178</w:t>
+              <w:t>{{r5_inc_100_150}}</w:t>
             </w:r>
           </w:p>
         </w:tc>
@@ -12888,7 +13052,7 @@
                 <w:sz w:val="16"/>
                 <w:szCs w:val="16"/>
               </w:rPr>
-              <w:t>14,043</w:t>
+              <w:t>{{r1_built_2020_later}}</w:t>
             </w:r>
           </w:p>
         </w:tc>
@@ -12915,7 +13079,7 @@
                 <w:sz w:val="16"/>
                 <w:szCs w:val="16"/>
               </w:rPr>
-              <w:t>14,043</w:t>
+              <w:t>{{r3_built_2020_later}}</w:t>
             </w:r>
           </w:p>
         </w:tc>
@@ -12942,7 +13106,7 @@
                 <w:sz w:val="16"/>
                 <w:szCs w:val="16"/>
               </w:rPr>
-              <w:t>14,043</w:t>
+              <w:t>{{r5_built_2020_later}}</w:t>
             </w:r>
           </w:p>
         </w:tc>
@@ -13031,7 +13195,7 @@
                 <w:sz w:val="16"/>
                 <w:szCs w:val="16"/>
               </w:rPr>
-              <w:t>78,143</w:t>
+              <w:t>{{r1_inc_150_200}}</w:t>
             </w:r>
           </w:p>
         </w:tc>
@@ -13058,7 +13222,7 @@
                 <w:sz w:val="16"/>
                 <w:szCs w:val="16"/>
               </w:rPr>
-              <w:t>78,143</w:t>
+              <w:t>{{r3_inc_150_200}}</w:t>
             </w:r>
           </w:p>
         </w:tc>
@@ -13085,7 +13249,7 @@
                 <w:sz w:val="16"/>
                 <w:szCs w:val="16"/>
               </w:rPr>
-              <w:t>78,143</w:t>
+              <w:t>{{r5_inc_150_200}}</w:t>
             </w:r>
           </w:p>
         </w:tc>
@@ -13149,7 +13313,7 @@
                 <w:sz w:val="16"/>
                 <w:szCs w:val="16"/>
               </w:rPr>
-              <w:t>121,755</w:t>
+              <w:t>{{r1_built_2010_2019}}</w:t>
             </w:r>
           </w:p>
         </w:tc>
@@ -13176,7 +13340,7 @@
                 <w:sz w:val="16"/>
                 <w:szCs w:val="16"/>
               </w:rPr>
-              <w:t>129,654</w:t>
+              <w:t>{{r3_built_2010_2019}}</w:t>
             </w:r>
           </w:p>
         </w:tc>
@@ -13203,7 +13367,7 @@
                 <w:sz w:val="16"/>
                 <w:szCs w:val="16"/>
               </w:rPr>
-              <w:t>129,654</w:t>
+              <w:t>{{r5_built_2010_2019}}</w:t>
             </w:r>
           </w:p>
         </w:tc>
@@ -13292,7 +13456,7 @@
                 <w:sz w:val="16"/>
                 <w:szCs w:val="16"/>
               </w:rPr>
-              <w:t>111,683</w:t>
+              <w:t>{{r1_inc_200_plus}}</w:t>
             </w:r>
           </w:p>
         </w:tc>
@@ -13319,7 +13483,7 @@
                 <w:sz w:val="16"/>
                 <w:szCs w:val="16"/>
               </w:rPr>
-              <w:t>111,683</w:t>
+              <w:t>{{r3_inc_200_plus}}</w:t>
             </w:r>
           </w:p>
         </w:tc>
@@ -13346,7 +13510,7 @@
                 <w:sz w:val="16"/>
                 <w:szCs w:val="16"/>
               </w:rPr>
-              <w:t>111,683</w:t>
+              <w:t>{{r5_inc_200_plus}}</w:t>
             </w:r>
           </w:p>
         </w:tc>
@@ -13410,7 +13574,7 @@
                 <w:sz w:val="16"/>
                 <w:szCs w:val="16"/>
               </w:rPr>
-              <w:t>129,654</w:t>
+              <w:t>{{r1_built_2000_2009}}</w:t>
             </w:r>
           </w:p>
         </w:tc>
@@ -13437,7 +13601,7 @@
                 <w:sz w:val="16"/>
                 <w:szCs w:val="16"/>
               </w:rPr>
-              <w:t>129,654</w:t>
+              <w:t>{{r3_built_2000_2009}}</w:t>
             </w:r>
           </w:p>
         </w:tc>
@@ -13464,7 +13628,7 @@
                 <w:sz w:val="16"/>
                 <w:szCs w:val="16"/>
               </w:rPr>
-              <w:t>129,654</w:t>
+              <w:t>{{r5_built_2000_2009}}</w:t>
             </w:r>
           </w:p>
         </w:tc>
@@ -13656,7 +13820,7 @@
                 <w:sz w:val="16"/>
                 <w:szCs w:val="16"/>
               </w:rPr>
-              <w:t>120,269</w:t>
+              <w:t>{{r1_built_1990_1999}}</w:t>
             </w:r>
           </w:p>
         </w:tc>
@@ -13683,7 +13847,7 @@
                 <w:sz w:val="16"/>
                 <w:szCs w:val="16"/>
               </w:rPr>
-              <w:t>120,269</w:t>
+              <w:t>{{r3_built_1990_1999}}</w:t>
             </w:r>
           </w:p>
         </w:tc>
@@ -13710,7 +13874,7 @@
                 <w:sz w:val="16"/>
                 <w:szCs w:val="16"/>
               </w:rPr>
-              <w:t>120,269</w:t>
+              <w:t>{{r5_built_1990_1999}}</w:t>
             </w:r>
           </w:p>
         </w:tc>
@@ -13799,7 +13963,7 @@
                 <w:sz w:val="16"/>
                 <w:szCs w:val="16"/>
               </w:rPr>
-              <w:t>548,642</w:t>
+              <w:t>{{r1_units_1_det}}</w:t>
             </w:r>
           </w:p>
         </w:tc>
@@ -13826,7 +13990,7 @@
                 <w:sz w:val="16"/>
                 <w:szCs w:val="16"/>
               </w:rPr>
-              <w:t>548,642</w:t>
+              <w:t>{{r3_units_1_det}}</w:t>
             </w:r>
           </w:p>
         </w:tc>
@@ -13853,7 +14017,7 @@
                 <w:sz w:val="16"/>
                 <w:szCs w:val="16"/>
               </w:rPr>
-              <w:t>548,642</w:t>
+              <w:t>{{r5_units_1_det}}</w:t>
             </w:r>
           </w:p>
         </w:tc>
@@ -13917,7 +14081,7 @@
                 <w:sz w:val="16"/>
                 <w:szCs w:val="16"/>
               </w:rPr>
-              <w:t>184,099</w:t>
+              <w:t>{{r1_built_1980_1989}}</w:t>
             </w:r>
           </w:p>
         </w:tc>
@@ -13944,7 +14108,7 @@
                 <w:sz w:val="16"/>
                 <w:szCs w:val="16"/>
               </w:rPr>
-              <w:t>184,099</w:t>
+              <w:t>{{r3_built_1980_1989}}</w:t>
             </w:r>
           </w:p>
         </w:tc>
@@ -13971,7 +14135,7 @@
                 <w:sz w:val="16"/>
                 <w:szCs w:val="16"/>
               </w:rPr>
-              <w:t>184,099</w:t>
+              <w:t>{{r5_built_1980_1989}}</w:t>
             </w:r>
           </w:p>
         </w:tc>
@@ -14060,7 +14224,7 @@
                 <w:sz w:val="16"/>
                 <w:szCs w:val="16"/>
               </w:rPr>
-              <w:t>40,018</w:t>
+              <w:t>{{r1_units_1_att}}</w:t>
             </w:r>
           </w:p>
         </w:tc>
@@ -14087,7 +14251,7 @@
                 <w:sz w:val="16"/>
                 <w:szCs w:val="16"/>
               </w:rPr>
-              <w:t>40,018</w:t>
+              <w:t>{{r3_units_1_att}}</w:t>
             </w:r>
           </w:p>
         </w:tc>
@@ -14114,7 +14278,7 @@
                 <w:sz w:val="16"/>
                 <w:szCs w:val="16"/>
               </w:rPr>
-              <w:t>40,018</w:t>
+              <w:t>{{r5_units_1_att}}</w:t>
             </w:r>
           </w:p>
         </w:tc>
@@ -14178,7 +14342,7 @@
                 <w:sz w:val="16"/>
                 <w:szCs w:val="16"/>
               </w:rPr>
-              <w:t>169,987</w:t>
+              <w:t>{{r1_built_1970_1979}}</w:t>
             </w:r>
           </w:p>
         </w:tc>
@@ -14205,7 +14369,7 @@
                 <w:sz w:val="16"/>
                 <w:szCs w:val="16"/>
               </w:rPr>
-              <w:t>169,987</w:t>
+              <w:t>{{r3_built_1970_1979}}</w:t>
             </w:r>
           </w:p>
         </w:tc>
@@ -14232,7 +14396,7 @@
                 <w:sz w:val="16"/>
                 <w:szCs w:val="16"/>
               </w:rPr>
-              <w:t>169,987</w:t>
+              <w:t>{{r5_built_1970_1979}}</w:t>
             </w:r>
           </w:p>
         </w:tc>
@@ -14321,7 +14485,7 @@
                 <w:sz w:val="16"/>
                 <w:szCs w:val="16"/>
               </w:rPr>
-              <w:t>13,890</w:t>
+              <w:t>{{r1_units_2}}</w:t>
             </w:r>
           </w:p>
         </w:tc>
@@ -14348,7 +14512,7 @@
                 <w:sz w:val="16"/>
                 <w:szCs w:val="16"/>
               </w:rPr>
-              <w:t>13,890</w:t>
+              <w:t>{{r3_units_2}}</w:t>
             </w:r>
           </w:p>
         </w:tc>
@@ -14375,7 +14539,7 @@
                 <w:sz w:val="16"/>
                 <w:szCs w:val="16"/>
               </w:rPr>
-              <w:t>13,890</w:t>
+              <w:t>{{r5_units_2}}</w:t>
             </w:r>
           </w:p>
         </w:tc>
@@ -14439,7 +14603,7 @@
                 <w:sz w:val="16"/>
                 <w:szCs w:val="16"/>
               </w:rPr>
-              <w:t>129,214</w:t>
+              <w:t>{{r1_built_1960_1969}}</w:t>
             </w:r>
           </w:p>
         </w:tc>
@@ -14466,7 +14630,7 @@
                 <w:sz w:val="16"/>
                 <w:szCs w:val="16"/>
               </w:rPr>
-              <w:t>129,214</w:t>
+              <w:t>{{r3_built_1960_1969}}</w:t>
             </w:r>
           </w:p>
         </w:tc>
@@ -14493,7 +14657,7 @@
                 <w:sz w:val="16"/>
                 <w:szCs w:val="16"/>
               </w:rPr>
-              <w:t>129,214</w:t>
+              <w:t>{{r5_built_1960_1969}}</w:t>
             </w:r>
           </w:p>
         </w:tc>
@@ -14582,7 +14746,7 @@
                 <w:sz w:val="16"/>
                 <w:szCs w:val="16"/>
               </w:rPr>
-              <w:t>47,617</w:t>
+              <w:t>{{r1_units_3_4}}</w:t>
             </w:r>
           </w:p>
         </w:tc>
@@ -14609,7 +14773,7 @@
                 <w:sz w:val="16"/>
                 <w:szCs w:val="16"/>
               </w:rPr>
-              <w:t>47,617</w:t>
+              <w:t>{{r3_units_3_4}}</w:t>
             </w:r>
           </w:p>
         </w:tc>
@@ -14636,7 +14800,7 @@
                 <w:sz w:val="16"/>
                 <w:szCs w:val="16"/>
               </w:rPr>
-              <w:t>47,617</w:t>
+              <w:t>{{r5_units_3_4}}</w:t>
             </w:r>
           </w:p>
         </w:tc>
@@ -14700,7 +14864,7 @@
                 <w:sz w:val="16"/>
                 <w:szCs w:val="16"/>
               </w:rPr>
-              <w:t>113,626</w:t>
+              <w:t>{{r1_built_1950_1959}}</w:t>
             </w:r>
           </w:p>
         </w:tc>
@@ -14727,7 +14891,7 @@
                 <w:sz w:val="16"/>
                 <w:szCs w:val="16"/>
               </w:rPr>
-              <w:t>113,626</w:t>
+              <w:t>{{r3_built_1950_1959}}</w:t>
             </w:r>
           </w:p>
         </w:tc>
@@ -14754,7 +14918,7 @@
                 <w:sz w:val="16"/>
                 <w:szCs w:val="16"/>
               </w:rPr>
-              <w:t>113,626</w:t>
+              <w:t>{{r5_built_1950_1959}}</w:t>
             </w:r>
           </w:p>
         </w:tc>
@@ -14843,7 +15007,7 @@
                 <w:sz w:val="16"/>
                 <w:szCs w:val="16"/>
               </w:rPr>
-              <w:t>72,524</w:t>
+              <w:t>{{r1_units_5_9}}</w:t>
             </w:r>
           </w:p>
         </w:tc>
@@ -14870,7 +15034,7 @@
                 <w:sz w:val="16"/>
                 <w:szCs w:val="16"/>
               </w:rPr>
-              <w:t>72,524</w:t>
+              <w:t>{{r3_units_5_9}}</w:t>
             </w:r>
           </w:p>
         </w:tc>
@@ -14897,7 +15061,7 @@
                 <w:sz w:val="16"/>
                 <w:szCs w:val="16"/>
               </w:rPr>
-              <w:t>72,524</w:t>
+              <w:t>{{r5_units_5_9}}</w:t>
             </w:r>
           </w:p>
         </w:tc>
@@ -14961,7 +15125,7 @@
                 <w:sz w:val="16"/>
                 <w:szCs w:val="16"/>
               </w:rPr>
-              <w:t>34,161</w:t>
+              <w:t>{{r1_built_1940_1949}}</w:t>
             </w:r>
           </w:p>
         </w:tc>
@@ -14988,7 +15152,7 @@
                 <w:sz w:val="16"/>
                 <w:szCs w:val="16"/>
               </w:rPr>
-              <w:t>34,161</w:t>
+              <w:t>{{r3_built_1940_1949}}</w:t>
             </w:r>
           </w:p>
         </w:tc>
@@ -15015,7 +15179,7 @@
                 <w:sz w:val="16"/>
                 <w:szCs w:val="16"/>
               </w:rPr>
-              <w:t>34,161</w:t>
+              <w:t>{{r5_built_1940_1949}}</w:t>
             </w:r>
           </w:p>
         </w:tc>
@@ -15104,7 +15268,7 @@
                 <w:sz w:val="16"/>
                 <w:szCs w:val="16"/>
               </w:rPr>
-              <w:t>96,128</w:t>
+              <w:t>{{r1_units_10_19}}</w:t>
             </w:r>
           </w:p>
         </w:tc>
@@ -15131,7 +15295,7 @@
                 <w:sz w:val="16"/>
                 <w:szCs w:val="16"/>
               </w:rPr>
-              <w:t>96,128</w:t>
+              <w:t>{{r3_units_10_19}}</w:t>
             </w:r>
           </w:p>
         </w:tc>
@@ -15158,7 +15322,7 @@
                 <w:sz w:val="16"/>
                 <w:szCs w:val="16"/>
               </w:rPr>
-              <w:t>96,128</w:t>
+              <w:t>{{r5_units_10_19}}</w:t>
             </w:r>
           </w:p>
         </w:tc>
@@ -15234,7 +15398,7 @@
                 <w:sz w:val="16"/>
                 <w:szCs w:val="16"/>
               </w:rPr>
-              <w:t>36,663</w:t>
+              <w:t>{{r1_built_1939_earlier}}</w:t>
             </w:r>
           </w:p>
         </w:tc>
@@ -15261,7 +15425,7 @@
                 <w:sz w:val="16"/>
                 <w:szCs w:val="16"/>
               </w:rPr>
-              <w:t>36,663</w:t>
+              <w:t>{{r3_built_1939_earlier}}</w:t>
             </w:r>
           </w:p>
         </w:tc>
@@ -15288,7 +15452,7 @@
                 <w:sz w:val="16"/>
                 <w:szCs w:val="16"/>
               </w:rPr>
-              <w:t>36,663</w:t>
+              <w:t>{{r5_built_1939_earlier}}</w:t>
             </w:r>
           </w:p>
         </w:tc>
@@ -15377,7 +15541,7 @@
                 <w:sz w:val="16"/>
                 <w:szCs w:val="16"/>
               </w:rPr>
-              <w:t>68,327</w:t>
+              <w:t>{{r1_units_20_49}}</w:t>
             </w:r>
           </w:p>
         </w:tc>
@@ -15404,7 +15568,7 @@
                 <w:sz w:val="16"/>
                 <w:szCs w:val="16"/>
               </w:rPr>
-              <w:t>68,327</w:t>
+              <w:t>{{r3_units_20_49}}</w:t>
             </w:r>
           </w:p>
         </w:tc>
@@ -15431,7 +15595,7 @@
                 <w:sz w:val="16"/>
                 <w:szCs w:val="16"/>
               </w:rPr>
-              <w:t>68,327</w:t>
+              <w:t>{{r5_units_20_49}}</w:t>
             </w:r>
           </w:p>
         </w:tc>
@@ -15624,7 +15788,7 @@
                 <w:sz w:val="16"/>
                 <w:szCs w:val="16"/>
               </w:rPr>
-              <w:t>148,582</w:t>
+              <w:t>{{r1_units_50_plus}}</w:t>
             </w:r>
           </w:p>
         </w:tc>
@@ -15651,7 +15815,7 @@
                 <w:sz w:val="16"/>
                 <w:szCs w:val="16"/>
               </w:rPr>
-              <w:t>148,582</w:t>
+              <w:t>{{r3_units_50_plus}}</w:t>
             </w:r>
           </w:p>
         </w:tc>
@@ -15678,7 +15842,7 @@
                 <w:sz w:val="16"/>
                 <w:szCs w:val="16"/>
               </w:rPr>
-              <w:t>148,582</w:t>
+              <w:t>{{r5_units_50_plus}}</w:t>
             </w:r>
           </w:p>
         </w:tc>
@@ -15743,7 +15907,7 @@
                 <w:sz w:val="16"/>
                 <w:szCs w:val="16"/>
               </w:rPr>
-              <w:t>$577,622</w:t>
+              <w:t>{{r1_avg_home_value}}</w:t>
             </w:r>
           </w:p>
         </w:tc>
@@ -15771,7 +15935,7 @@
                 <w:sz w:val="16"/>
                 <w:szCs w:val="16"/>
               </w:rPr>
-              <w:t>$537,551</w:t>
+              <w:t>{{r3_avg_home_value}}</w:t>
             </w:r>
           </w:p>
         </w:tc>
@@ -15799,7 +15963,7 @@
                 <w:sz w:val="16"/>
                 <w:szCs w:val="16"/>
               </w:rPr>
-              <w:t>$508,186</w:t>
+              <w:t>{{r5_avg_home_value}}</w:t>
             </w:r>
           </w:p>
         </w:tc>
@@ -15888,7 +16052,7 @@
                 <w:sz w:val="16"/>
                 <w:szCs w:val="16"/>
               </w:rPr>
-              <w:t>17,521</w:t>
+              <w:t>{{r1_units_mobile}}</w:t>
             </w:r>
           </w:p>
         </w:tc>
@@ -15915,7 +16079,7 @@
                 <w:sz w:val="16"/>
                 <w:szCs w:val="16"/>
               </w:rPr>
-              <w:t>17,521</w:t>
+              <w:t>{{r3_units_mobile}}</w:t>
             </w:r>
           </w:p>
         </w:tc>
@@ -15942,7 +16106,7 @@
                 <w:sz w:val="16"/>
                 <w:szCs w:val="16"/>
               </w:rPr>
-              <w:t>17,521</w:t>
+              <w:t>{{r5_units_mobile}}</w:t>
             </w:r>
           </w:p>
         </w:tc>
@@ -16007,7 +16171,7 @@
                 <w:sz w:val="16"/>
                 <w:szCs w:val="16"/>
               </w:rPr>
-              <w:t>$551,178</w:t>
+              <w:t>{{r1_median_home_value}}</w:t>
             </w:r>
           </w:p>
         </w:tc>
@@ -16035,7 +16199,7 @@
                 <w:sz w:val="16"/>
                 <w:szCs w:val="16"/>
               </w:rPr>
-              <w:t>$486,662</w:t>
+              <w:t>{{r3_median_home_value}}</w:t>
             </w:r>
           </w:p>
         </w:tc>
@@ -16063,7 +16227,7 @@
                 <w:sz w:val="16"/>
                 <w:szCs w:val="16"/>
               </w:rPr>
-              <w:t>$459,236</w:t>
+              <w:t>{{r5_median_home_value}}</w:t>
             </w:r>
           </w:p>
         </w:tc>
@@ -16152,7 +16316,7 @@
                 <w:sz w:val="16"/>
                 <w:szCs w:val="16"/>
               </w:rPr>
-              <w:t>222</w:t>
+              <w:t>{{r1_units_other}}</w:t>
             </w:r>
           </w:p>
         </w:tc>
@@ -16179,7 +16343,7 @@
                 <w:sz w:val="16"/>
                 <w:szCs w:val="16"/>
               </w:rPr>
-              <w:t>222</w:t>
+              <w:t>{{r3_units_other}}</w:t>
             </w:r>
           </w:p>
         </w:tc>
@@ -16206,7 +16370,7 @@
                 <w:sz w:val="16"/>
                 <w:szCs w:val="16"/>
               </w:rPr>
-              <w:t>222</w:t>
+              <w:t>{{r5_units_other}}</w:t>
             </w:r>
           </w:p>
         </w:tc>
@@ -16218,19 +16382,23 @@
         <w:spacing w:line="276" w:lineRule="auto"/>
         <w:rPr>
           <w:rFonts w:asciiTheme="minorHAnsi" w:hAnsiTheme="minorHAnsi" w:cs="Arial"/>
+          <w:sz w:val="24"/>
+          <w:szCs w:val="24"/>
         </w:rPr>
       </w:pPr>
       <w:r>
         <w:rPr>
           <w:rFonts w:asciiTheme="minorHAnsi" w:hAnsiTheme="minorHAnsi" w:cs="Arial"/>
+          <w:sz w:val="24"/>
+          <w:szCs w:val="24"/>
         </w:rPr>
         <w:t xml:space="preserve">Source: </w:t>
       </w:r>
       <w:r>
         <w:rPr>
           <w:rFonts w:asciiTheme="minorHAnsi" w:hAnsiTheme="minorHAnsi" w:cs="Arial"/>
-          <w:sz w:val="18"/>
-          <w:szCs w:val="18"/>
+          <w:sz w:val="24"/>
+          <w:szCs w:val="24"/>
         </w:rPr>
         <w:t>Esri</w:t>
       </w:r>
@@ -16480,7 +16648,7 @@
                 <w:sz w:val="16"/>
                 <w:szCs w:val="16"/>
               </w:rPr>
-              <w:t>Texas</w:t>
+              <w:t>{{state}}</w:t>
             </w:r>
           </w:p>
         </w:tc>
@@ -16510,7 +16678,7 @@
                 <w:sz w:val="16"/>
                 <w:szCs w:val="16"/>
               </w:rPr>
-              <w:t>Dallas County, TX</w:t>
+              <w:t>{{county}}</w:t>
             </w:r>
           </w:p>
         </w:tc>
@@ -16573,7 +16741,7 @@
                 <w:sz w:val="16"/>
                 <w:szCs w:val="16"/>
               </w:rPr>
-              <w:t>Texas</w:t>
+              <w:t>{{state}}</w:t>
             </w:r>
           </w:p>
         </w:tc>
@@ -16604,7 +16772,7 @@
                 <w:sz w:val="16"/>
                 <w:szCs w:val="16"/>
               </w:rPr>
-              <w:t>Dallas County, TX</w:t>
+              <w:t>{{county}}</w:t>
             </w:r>
           </w:p>
         </w:tc>
@@ -19103,19 +19271,23 @@
         <w:spacing w:line="276" w:lineRule="auto"/>
         <w:rPr>
           <w:rFonts w:asciiTheme="minorHAnsi" w:hAnsiTheme="minorHAnsi" w:cs="Arial"/>
+          <w:sz w:val="24"/>
+          <w:szCs w:val="24"/>
         </w:rPr>
       </w:pPr>
       <w:r>
         <w:rPr>
           <w:rFonts w:asciiTheme="minorHAnsi" w:hAnsiTheme="minorHAnsi" w:cs="Arial"/>
+          <w:sz w:val="24"/>
+          <w:szCs w:val="24"/>
         </w:rPr>
         <w:t xml:space="preserve">Source: </w:t>
       </w:r>
       <w:r>
         <w:rPr>
           <w:rFonts w:asciiTheme="minorHAnsi" w:hAnsiTheme="minorHAnsi" w:cs="Arial"/>
-          <w:sz w:val="18"/>
-          <w:szCs w:val="18"/>
+          <w:sz w:val="24"/>
+          <w:szCs w:val="24"/>
         </w:rPr>
         <w:t>BLS (Bureau of Labor Statistics)</w:t>
       </w:r>
@@ -19158,6 +19330,7 @@
         <w:rPr>
           <w:rFonts w:asciiTheme="minorHAnsi" w:hAnsiTheme="minorHAnsi" w:cs="Arial"/>
         </w:rPr>
+        <w:t>{{economic_factors}}</w:t>
       </w:r>
       <w:r>
         <w:rPr>
@@ -19916,43 +20089,6 @@
         <w:rPr>
           <w:noProof/>
         </w:rPr>
-        <w:drawing>
-          <wp:inline distT="0" distB="0" distL="0" distR="0" wp14:anchorId="165AEDB4" wp14:editId="395DDB12">
-            <wp:extent cx="5902325" cy="7530465"/>
-            <wp:effectExtent l="0" t="0" r="3175" b="0"/>
-            <wp:docPr id="1892188906" name="Picture 1" descr="A screenshot of a website&#10;&#10;AI-generated content may be incorrect."/>
-            <wp:cNvGraphicFramePr>
-              <a:graphicFrameLocks xmlns:a="http://schemas.openxmlformats.org/drawingml/2006/main" noChangeAspect="1"/>
-            </wp:cNvGraphicFramePr>
-            <a:graphic xmlns:a="http://schemas.openxmlformats.org/drawingml/2006/main">
-              <a:graphicData uri="http://schemas.openxmlformats.org/drawingml/2006/picture">
-                <pic:pic xmlns:pic="http://schemas.openxmlformats.org/drawingml/2006/picture">
-                  <pic:nvPicPr>
-                    <pic:cNvPr id="1892188906" name="Picture 1" descr="A screenshot of a website&#10;&#10;AI-generated content may be incorrect."/>
-                    <pic:cNvPicPr>
-                      <a:picLocks noChangeAspect="1"/>
-                    </pic:cNvPicPr>
-                  </pic:nvPicPr>
-                  <pic:blipFill>
-                    <a:blip r:embed="rId15"/>
-                    <a:stretch>
-                      <a:fillRect/>
-                    </a:stretch>
-                  </pic:blipFill>
-                  <pic:spPr>
-                    <a:xfrm>
-                      <a:off x="0" y="0"/>
-                      <a:ext cx="5902325" cy="7530465"/>
-                    </a:xfrm>
-                    <a:prstGeom prst="rect">
-                      <a:avLst/>
-                    </a:prstGeom>
-                  </pic:spPr>
-                </pic:pic>
-              </a:graphicData>
-            </a:graphic>
-          </wp:inline>
-        </w:drawing>
       </w:r>
       <w:r>
         <w:rPr>
@@ -20243,7 +20379,7 @@
                 <w:sz w:val="20"/>
                 <w:szCs w:val="20"/>
               </w:rPr>
-              <w:t>{{reconciliation_summary}}</w:t>
+              <w:t>{{reconciliation_notes}}</w:t>
             </w:r>
           </w:p>
         </w:tc>
@@ -20602,15 +20738,6 @@
         </w:tc>
       </w:tr>
     </w:tbl>
-    <w:p>
-      <w:pPr>
-        <w:pStyle w:val="Heading2"/>
-        <w:spacing w:line="276" w:lineRule="auto"/>
-      </w:pPr>
-      <w:r>
-        <w:t>{{sales_conclusion}}</w:t>
-      </w:r>
-    </w:p>
     <w:p>
       <w:pPr>
         <w:pStyle w:val="Heading2"/>

--- a/bov_template.docx
+++ b/bov_template.docx
@@ -1611,29 +1611,17 @@
       </w:tblGrid>
       <w:tr>
         <w:trPr>
-          <w:trHeight w:val="1440"/>
+          <w:trHeight w:val="1440" w:hRule="atLeast"/>
         </w:trPr>
         <w:tc>
           <w:tcPr>
             <w:tcW w:w="2985" w:type="dxa"/>
             <w:vAlign w:val="center"/>
-            <w:tcMar>
-              <w:top w:w="80" w:type="dxa"/>
-              <w:left w:w="0" w:type="dxa"/>
-              <w:bottom w:w="80" w:type="dxa"/>
-              <w:right w:w="120" w:type="dxa"/>
-            </w:tcMar>
-          </w:tcPr>
-          <w:p>
-            <w:pPr>
-              <w:spacing w:after="0" w:line="240" w:lineRule="auto"/>
+          </w:tcPr>
+          <w:p>
+            <w:pPr>
+              <w:spacing w:before="0" w:after="0" w:line="240" w:lineRule="auto"/>
               <w:jc w:val="left"/>
-              <w:rPr>
-                <w:rFonts w:cs="Arial"/>
-                <w:color w:val="FFFFFF" w:themeColor="background1"/>
-                <w:sz w:val="20"/>
-                <w:szCs w:val="20"/>
-              </w:rPr>
             </w:pPr>
             <w:r>
               <w:rPr>
@@ -1649,34 +1637,20 @@
           <w:tcPr>
             <w:tcW w:w="6192" w:type="dxa"/>
             <w:vAlign w:val="center"/>
-            <w:tcMar>
-              <w:top w:w="80" w:type="dxa"/>
-              <w:left w:w="80" w:type="dxa"/>
-              <w:bottom w:w="80" w:type="dxa"/>
-              <w:right w:w="80" w:type="dxa"/>
-            </w:tcMar>
-          </w:tcPr>
-          <w:p>
-            <w:pPr>
-              <w:spacing w:after="0" w:line="240" w:lineRule="auto"/>
+          </w:tcPr>
+          <w:p>
+            <w:pPr>
+              <w:spacing w:before="0" w:after="0" w:line="240" w:lineRule="auto"/>
               <w:jc w:val="left"/>
-              <w:rPr>
-                <w:rFonts w:ascii="Poppins" w:hAnsi="Poppins" w:cs="Poppins"/>
-                <w:color w:val="FFFFFF" w:themeColor="background1"/>
-                <w:sz w:val="20"/>
-                <w:szCs w:val="20"/>
-              </w:rPr>
-              <w:pBdr>
-                <w:bottom w:val="single" w:sz="12" w:space="6" w:color="FFFFFF"/>
-              </w:pBdr>
             </w:pPr>
             <w:r>
               <w:rPr>
                 <w:color w:val="FFFFFF" w:themeColor="background1"/>
                 <w:sz w:val="22"/>
                 <w:szCs w:val="22"/>
-              </w:rPr>
-              <w:t xml:space="preserve"> </w:t>
+                <w:position w:val="9"/>
+              </w:rPr>
+              <w:t>______________________________________________________</w:t>
             </w:r>
           </w:p>
         </w:tc>
@@ -1684,23 +1658,11 @@
           <w:tcPr>
             <w:tcW w:w="1078" w:type="dxa"/>
             <w:vAlign w:val="center"/>
-            <w:tcMar>
-              <w:top w:w="80" w:type="dxa"/>
-              <w:left w:w="120" w:type="dxa"/>
-              <w:bottom w:w="80" w:type="dxa"/>
-              <w:right w:w="0" w:type="dxa"/>
-            </w:tcMar>
-          </w:tcPr>
-          <w:p>
-            <w:pPr>
-              <w:spacing w:after="0" w:line="240" w:lineRule="auto"/>
-              <w:jc w:val="right"/>
-              <w:rPr>
-                <w:rFonts w:cs="Arial"/>
-                <w:color w:val="FFFFFF" w:themeColor="background1"/>
-                <w:sz w:val="20"/>
-                <w:szCs w:val="20"/>
-              </w:rPr>
+          </w:tcPr>
+          <w:p>
+            <w:pPr>
+              <w:spacing w:before="0" w:after="0" w:line="240" w:lineRule="auto"/>
+              <w:jc w:val="right"/>
             </w:pPr>
             <w:r>
               <w:rPr>
@@ -1715,27 +1677,17 @@
       </w:tr>
       <w:tr>
         <w:trPr>
-          <w:trHeight w:val="1440"/>
+          <w:trHeight w:val="1440" w:hRule="atLeast"/>
         </w:trPr>
         <w:tc>
           <w:tcPr>
             <w:tcW w:w="2985" w:type="dxa"/>
             <w:vAlign w:val="center"/>
-            <w:tcMar>
-              <w:top w:w="80" w:type="dxa"/>
-              <w:left w:w="0" w:type="dxa"/>
-              <w:bottom w:w="80" w:type="dxa"/>
-              <w:right w:w="120" w:type="dxa"/>
-            </w:tcMar>
-          </w:tcPr>
-          <w:p>
-            <w:pPr>
-              <w:spacing w:after="0" w:line="240" w:lineRule="auto"/>
+          </w:tcPr>
+          <w:p>
+            <w:pPr>
+              <w:spacing w:before="0" w:after="0" w:line="240" w:lineRule="auto"/>
               <w:jc w:val="left"/>
-              <w:rPr>
-                <w:rFonts w:cs="Arial"/>
-                <w:color w:val="FFFFFF" w:themeColor="background1"/>
-              </w:rPr>
             </w:pPr>
             <w:r>
               <w:rPr>
@@ -1751,32 +1703,20 @@
           <w:tcPr>
             <w:tcW w:w="6192" w:type="dxa"/>
             <w:vAlign w:val="center"/>
-            <w:tcMar>
-              <w:top w:w="80" w:type="dxa"/>
-              <w:left w:w="80" w:type="dxa"/>
-              <w:bottom w:w="80" w:type="dxa"/>
-              <w:right w:w="80" w:type="dxa"/>
-            </w:tcMar>
-          </w:tcPr>
-          <w:p>
-            <w:pPr>
-              <w:spacing w:after="0" w:line="240" w:lineRule="auto"/>
+          </w:tcPr>
+          <w:p>
+            <w:pPr>
+              <w:spacing w:before="0" w:after="0" w:line="240" w:lineRule="auto"/>
               <w:jc w:val="left"/>
-              <w:rPr>
-                <w:rFonts w:ascii="Poppins" w:hAnsi="Poppins" w:cs="Poppins"/>
-                <w:color w:val="FFFFFF" w:themeColor="background1"/>
-              </w:rPr>
-              <w:pBdr>
-                <w:bottom w:val="single" w:sz="12" w:space="6" w:color="FFFFFF"/>
-              </w:pBdr>
             </w:pPr>
             <w:r>
               <w:rPr>
                 <w:color w:val="FFFFFF" w:themeColor="background1"/>
                 <w:sz w:val="22"/>
                 <w:szCs w:val="22"/>
-              </w:rPr>
-              <w:t xml:space="preserve"> </w:t>
+                <w:position w:val="9"/>
+              </w:rPr>
+              <w:t>______________________________________________________</w:t>
             </w:r>
           </w:p>
         </w:tc>
@@ -1784,21 +1724,11 @@
           <w:tcPr>
             <w:tcW w:w="1078" w:type="dxa"/>
             <w:vAlign w:val="center"/>
-            <w:tcMar>
-              <w:top w:w="80" w:type="dxa"/>
-              <w:left w:w="120" w:type="dxa"/>
-              <w:bottom w:w="80" w:type="dxa"/>
-              <w:right w:w="0" w:type="dxa"/>
-            </w:tcMar>
-          </w:tcPr>
-          <w:p>
-            <w:pPr>
-              <w:spacing w:after="0" w:line="240" w:lineRule="auto"/>
-              <w:jc w:val="right"/>
-              <w:rPr>
-                <w:rFonts w:cs="Arial"/>
-                <w:color w:val="FFFFFF" w:themeColor="background1"/>
-              </w:rPr>
+          </w:tcPr>
+          <w:p>
+            <w:pPr>
+              <w:spacing w:before="0" w:after="0" w:line="240" w:lineRule="auto"/>
+              <w:jc w:val="right"/>
             </w:pPr>
             <w:r>
               <w:rPr>
@@ -1813,27 +1743,17 @@
       </w:tr>
       <w:tr>
         <w:trPr>
-          <w:trHeight w:val="1440"/>
+          <w:trHeight w:val="1440" w:hRule="atLeast"/>
         </w:trPr>
         <w:tc>
           <w:tcPr>
             <w:tcW w:w="2985" w:type="dxa"/>
             <w:vAlign w:val="center"/>
-            <w:tcMar>
-              <w:top w:w="80" w:type="dxa"/>
-              <w:left w:w="0" w:type="dxa"/>
-              <w:bottom w:w="80" w:type="dxa"/>
-              <w:right w:w="120" w:type="dxa"/>
-            </w:tcMar>
-          </w:tcPr>
-          <w:p>
-            <w:pPr>
-              <w:spacing w:after="0" w:line="240" w:lineRule="auto"/>
+          </w:tcPr>
+          <w:p>
+            <w:pPr>
+              <w:spacing w:before="0" w:after="0" w:line="240" w:lineRule="auto"/>
               <w:jc w:val="left"/>
-              <w:rPr>
-                <w:rFonts w:cs="Arial"/>
-                <w:color w:val="FFFFFF" w:themeColor="background1"/>
-              </w:rPr>
             </w:pPr>
             <w:r>
               <w:rPr>
@@ -1849,32 +1769,20 @@
           <w:tcPr>
             <w:tcW w:w="6192" w:type="dxa"/>
             <w:vAlign w:val="center"/>
-            <w:tcMar>
-              <w:top w:w="80" w:type="dxa"/>
-              <w:left w:w="80" w:type="dxa"/>
-              <w:bottom w:w="80" w:type="dxa"/>
-              <w:right w:w="80" w:type="dxa"/>
-            </w:tcMar>
-          </w:tcPr>
-          <w:p>
-            <w:pPr>
-              <w:spacing w:after="0" w:line="240" w:lineRule="auto"/>
+          </w:tcPr>
+          <w:p>
+            <w:pPr>
+              <w:spacing w:before="0" w:after="0" w:line="240" w:lineRule="auto"/>
               <w:jc w:val="left"/>
-              <w:rPr>
-                <w:rFonts w:ascii="Poppins" w:hAnsi="Poppins" w:cs="Poppins"/>
-                <w:color w:val="FFFFFF" w:themeColor="background1"/>
-              </w:rPr>
-              <w:pBdr>
-                <w:bottom w:val="single" w:sz="12" w:space="6" w:color="FFFFFF"/>
-              </w:pBdr>
             </w:pPr>
             <w:r>
               <w:rPr>
                 <w:color w:val="FFFFFF" w:themeColor="background1"/>
                 <w:sz w:val="22"/>
                 <w:szCs w:val="22"/>
-              </w:rPr>
-              <w:t xml:space="preserve"> </w:t>
+                <w:position w:val="9"/>
+              </w:rPr>
+              <w:t>______________________________________________________</w:t>
             </w:r>
           </w:p>
         </w:tc>
@@ -1882,21 +1790,11 @@
           <w:tcPr>
             <w:tcW w:w="1078" w:type="dxa"/>
             <w:vAlign w:val="center"/>
-            <w:tcMar>
-              <w:top w:w="80" w:type="dxa"/>
-              <w:left w:w="120" w:type="dxa"/>
-              <w:bottom w:w="80" w:type="dxa"/>
-              <w:right w:w="0" w:type="dxa"/>
-            </w:tcMar>
-          </w:tcPr>
-          <w:p>
-            <w:pPr>
-              <w:spacing w:after="0" w:line="240" w:lineRule="auto"/>
-              <w:jc w:val="right"/>
-              <w:rPr>
-                <w:rFonts w:cs="Arial"/>
-                <w:color w:val="FFFFFF" w:themeColor="background1"/>
-              </w:rPr>
+          </w:tcPr>
+          <w:p>
+            <w:pPr>
+              <w:spacing w:before="0" w:after="0" w:line="240" w:lineRule="auto"/>
+              <w:jc w:val="right"/>
             </w:pPr>
             <w:r>
               <w:rPr>
@@ -1911,27 +1809,17 @@
       </w:tr>
       <w:tr>
         <w:trPr>
-          <w:trHeight w:val="1440"/>
+          <w:trHeight w:val="1440" w:hRule="atLeast"/>
         </w:trPr>
         <w:tc>
           <w:tcPr>
             <w:tcW w:w="2985" w:type="dxa"/>
             <w:vAlign w:val="center"/>
-            <w:tcMar>
-              <w:top w:w="80" w:type="dxa"/>
-              <w:left w:w="0" w:type="dxa"/>
-              <w:bottom w:w="80" w:type="dxa"/>
-              <w:right w:w="120" w:type="dxa"/>
-            </w:tcMar>
-          </w:tcPr>
-          <w:p>
-            <w:pPr>
-              <w:spacing w:after="0" w:line="240" w:lineRule="auto"/>
+          </w:tcPr>
+          <w:p>
+            <w:pPr>
+              <w:spacing w:before="0" w:after="0" w:line="240" w:lineRule="auto"/>
               <w:jc w:val="left"/>
-              <w:rPr>
-                <w:rFonts w:cs="Arial"/>
-                <w:color w:val="FFFFFF" w:themeColor="background1"/>
-              </w:rPr>
             </w:pPr>
             <w:r>
               <w:rPr>
@@ -1947,32 +1835,20 @@
           <w:tcPr>
             <w:tcW w:w="6192" w:type="dxa"/>
             <w:vAlign w:val="center"/>
-            <w:tcMar>
-              <w:top w:w="80" w:type="dxa"/>
-              <w:left w:w="80" w:type="dxa"/>
-              <w:bottom w:w="80" w:type="dxa"/>
-              <w:right w:w="80" w:type="dxa"/>
-            </w:tcMar>
-          </w:tcPr>
-          <w:p>
-            <w:pPr>
-              <w:spacing w:after="0" w:line="240" w:lineRule="auto"/>
+          </w:tcPr>
+          <w:p>
+            <w:pPr>
+              <w:spacing w:before="0" w:after="0" w:line="240" w:lineRule="auto"/>
               <w:jc w:val="left"/>
-              <w:rPr>
-                <w:rFonts w:ascii="Poppins" w:hAnsi="Poppins" w:cs="Poppins"/>
-                <w:color w:val="FFFFFF" w:themeColor="background1"/>
-              </w:rPr>
-              <w:pBdr>
-                <w:bottom w:val="single" w:sz="12" w:space="6" w:color="FFFFFF"/>
-              </w:pBdr>
             </w:pPr>
             <w:r>
               <w:rPr>
                 <w:color w:val="FFFFFF" w:themeColor="background1"/>
                 <w:sz w:val="22"/>
                 <w:szCs w:val="22"/>
-              </w:rPr>
-              <w:t xml:space="preserve"> </w:t>
+                <w:position w:val="9"/>
+              </w:rPr>
+              <w:t>______________________________________________________</w:t>
             </w:r>
           </w:p>
         </w:tc>
@@ -1980,21 +1856,11 @@
           <w:tcPr>
             <w:tcW w:w="1078" w:type="dxa"/>
             <w:vAlign w:val="center"/>
-            <w:tcMar>
-              <w:top w:w="80" w:type="dxa"/>
-              <w:left w:w="120" w:type="dxa"/>
-              <w:bottom w:w="80" w:type="dxa"/>
-              <w:right w:w="0" w:type="dxa"/>
-            </w:tcMar>
-          </w:tcPr>
-          <w:p>
-            <w:pPr>
-              <w:spacing w:after="0" w:line="240" w:lineRule="auto"/>
-              <w:jc w:val="right"/>
-              <w:rPr>
-                <w:rFonts w:cs="Arial"/>
-                <w:color w:val="FFFFFF" w:themeColor="background1"/>
-              </w:rPr>
+          </w:tcPr>
+          <w:p>
+            <w:pPr>
+              <w:spacing w:before="0" w:after="0" w:line="240" w:lineRule="auto"/>
+              <w:jc w:val="right"/>
             </w:pPr>
             <w:r>
               <w:rPr>
@@ -2009,27 +1875,17 @@
       </w:tr>
       <w:tr>
         <w:trPr>
-          <w:trHeight w:val="1440"/>
+          <w:trHeight w:val="1440" w:hRule="atLeast"/>
         </w:trPr>
         <w:tc>
           <w:tcPr>
             <w:tcW w:w="2985" w:type="dxa"/>
             <w:vAlign w:val="center"/>
-            <w:tcMar>
-              <w:top w:w="80" w:type="dxa"/>
-              <w:left w:w="0" w:type="dxa"/>
-              <w:bottom w:w="80" w:type="dxa"/>
-              <w:right w:w="120" w:type="dxa"/>
-            </w:tcMar>
-          </w:tcPr>
-          <w:p>
-            <w:pPr>
-              <w:spacing w:after="0" w:line="240" w:lineRule="auto"/>
+          </w:tcPr>
+          <w:p>
+            <w:pPr>
+              <w:spacing w:before="0" w:after="0" w:line="240" w:lineRule="auto"/>
               <w:jc w:val="left"/>
-              <w:rPr>
-                <w:rFonts w:cs="Arial"/>
-                <w:color w:val="FFFFFF" w:themeColor="background1"/>
-              </w:rPr>
             </w:pPr>
             <w:r>
               <w:rPr>
@@ -2045,32 +1901,20 @@
           <w:tcPr>
             <w:tcW w:w="6192" w:type="dxa"/>
             <w:vAlign w:val="center"/>
-            <w:tcMar>
-              <w:top w:w="80" w:type="dxa"/>
-              <w:left w:w="80" w:type="dxa"/>
-              <w:bottom w:w="80" w:type="dxa"/>
-              <w:right w:w="80" w:type="dxa"/>
-            </w:tcMar>
-          </w:tcPr>
-          <w:p>
-            <w:pPr>
-              <w:spacing w:after="0" w:line="240" w:lineRule="auto"/>
+          </w:tcPr>
+          <w:p>
+            <w:pPr>
+              <w:spacing w:before="0" w:after="0" w:line="240" w:lineRule="auto"/>
               <w:jc w:val="left"/>
-              <w:rPr>
-                <w:rFonts w:ascii="Poppins" w:hAnsi="Poppins" w:cs="Poppins"/>
-                <w:color w:val="FFFFFF" w:themeColor="background1"/>
-              </w:rPr>
-              <w:pBdr>
-                <w:bottom w:val="single" w:sz="12" w:space="6" w:color="FFFFFF"/>
-              </w:pBdr>
             </w:pPr>
             <w:r>
               <w:rPr>
                 <w:color w:val="FFFFFF" w:themeColor="background1"/>
                 <w:sz w:val="22"/>
                 <w:szCs w:val="22"/>
-              </w:rPr>
-              <w:t xml:space="preserve"> </w:t>
+                <w:position w:val="9"/>
+              </w:rPr>
+              <w:t>______________________________________________________</w:t>
             </w:r>
           </w:p>
         </w:tc>
@@ -2078,21 +1922,11 @@
           <w:tcPr>
             <w:tcW w:w="1078" w:type="dxa"/>
             <w:vAlign w:val="center"/>
-            <w:tcMar>
-              <w:top w:w="80" w:type="dxa"/>
-              <w:left w:w="120" w:type="dxa"/>
-              <w:bottom w:w="80" w:type="dxa"/>
-              <w:right w:w="0" w:type="dxa"/>
-            </w:tcMar>
-          </w:tcPr>
-          <w:p>
-            <w:pPr>
-              <w:spacing w:after="0" w:line="240" w:lineRule="auto"/>
-              <w:jc w:val="right"/>
-              <w:rPr>
-                <w:rFonts w:cs="Arial"/>
-                <w:color w:val="FFFFFF" w:themeColor="background1"/>
-              </w:rPr>
+          </w:tcPr>
+          <w:p>
+            <w:pPr>
+              <w:spacing w:before="0" w:after="0" w:line="240" w:lineRule="auto"/>
+              <w:jc w:val="right"/>
             </w:pPr>
             <w:r>
               <w:rPr>
@@ -7046,6 +6880,26 @@
         </w:rPr>
       </w:r>
     </w:p>
+    <w:p>
+      <w:pPr>
+        <w:pStyle w:val="BodyText"/>
+        <w:spacing w:line="276" w:lineRule="auto"/>
+        <w:rPr>
+          <w:rFonts w:asciiTheme="minorHAnsi" w:hAnsiTheme="minorHAnsi" w:cs="Arial"/>
+        </w:rPr>
+      </w:pPr>
+      <w:r>
+        <w:rPr>
+          <w:rFonts w:asciiTheme="minorHAnsi" w:hAnsiTheme="minorHAnsi" w:cs="Arial"/>
+        </w:rPr>
+        <w:t>{{housing_tenure}}</w:t>
+      </w:r>
+      <w:r>
+        <w:rPr>
+          <w:rFonts w:asciiTheme="minorHAnsi" w:hAnsiTheme="minorHAnsi" w:cs="Arial"/>
+        </w:rPr>
+      </w:r>
+    </w:p>
     <w:tbl>
       <w:tblPr>
         <w:tblStyle w:val="TableGrid"/>
@@ -7480,6 +7334,26 @@
           <w:szCs w:val="28"/>
         </w:rPr>
         <w:t>Local Area Analysis</w:t>
+      </w:r>
+    </w:p>
+    <w:p>
+      <w:pPr>
+        <w:pStyle w:val="BodyText"/>
+        <w:spacing w:line="276" w:lineRule="auto"/>
+        <w:rPr>
+          <w:rFonts w:asciiTheme="minorHAnsi" w:hAnsiTheme="minorHAnsi" w:cs="Arial"/>
+        </w:rPr>
+      </w:pPr>
+      <w:r>
+        <w:rPr>
+          <w:rFonts w:asciiTheme="minorHAnsi" w:hAnsiTheme="minorHAnsi" w:cs="Arial"/>
+        </w:rPr>
+        <w:t>{{local_area_analysis}}</w:t>
+      </w:r>
+      <w:r>
+        <w:rPr>
+          <w:rFonts w:asciiTheme="minorHAnsi" w:hAnsiTheme="minorHAnsi" w:cs="Arial"/>
+        </w:rPr>
       </w:r>
     </w:p>
     <w:tbl>

--- a/bov_template.docx
+++ b/bov_template.docx
@@ -726,7 +726,7 @@
                   <wp:posOffset>6717665</wp:posOffset>
                 </wp:positionV>
                 <wp:extent cx="3497580" cy="2799080"/>
-                <wp:effectExtent l="0" t="0" r="26670" b="20320"/>
+                <wp:effectExtent l="0" t="0" r="0" b="0"/>
                 <wp:wrapNone/>
                 <wp:docPr id="1838438154" name="Text Box 21"/>
                 <wp:cNvGraphicFramePr/>
@@ -745,12 +745,8 @@
                         <a:solidFill>
                           <a:schemeClr val="lt1"/>
                         </a:solidFill>
-                        <a:ln w="6350">
-                          <a:solidFill>
-                            <a:schemeClr val="bg1">
-                              <a:lumMod val="95000"/>
-                            </a:schemeClr>
-                          </a:solidFill>
+                        <a:ln w="0">
+                          <a:noFill/>
                         </a:ln>
                       </wps:spPr>
                       <wps:txbx>
@@ -774,7 +770,7 @@
                                   <w:drawing>
                                     <wp:inline distT="0" distB="0" distL="0" distR="0" wp14:anchorId="04B657C1" wp14:editId="625137BD">
                                       <wp:extent cx="3398520" cy="2653030"/>
-                                      <wp:effectExtent l="19050" t="19050" r="11430" b="13970"/>
+                                      <wp:effectExtent l="0" t="0" r="0" b="0"/>
                                       <wp:docPr id="2097479612" name="Picture 22" descr="{{main_img}}">
                                         <a:extLst xmlns:a="http://schemas.openxmlformats.org/drawingml/2006/main">
                                           <a:ext uri="{C183D7F6-B498-43B3-948B-1728B52AA6E4}">
@@ -822,12 +818,8 @@
                                                 <a:avLst/>
                                               </a:prstGeom>
                                               <a:noFill/>
-                                              <a:ln>
-                                                <a:solidFill>
-                                                  <a:schemeClr val="bg1">
-                                                    <a:lumMod val="85000"/>
-                                                  </a:schemeClr>
-                                                </a:solidFill>
+                                              <a:ln w="0">
+                                                <a:noFill/>
                                               </a:ln>
                                             </pic:spPr>
                                           </pic:pic>
@@ -874,7 +866,7 @@
                             <w:drawing>
                               <wp:inline distT="0" distB="0" distL="0" distR="0" wp14:anchorId="04B657C1" wp14:editId="625137BD">
                                 <wp:extent cx="3398520" cy="2653030"/>
-                                <wp:effectExtent l="19050" t="19050" r="11430" b="13970"/>
+                                <wp:effectExtent l="0" t="0" r="0" b="0"/>
                                 <wp:docPr id="2097479612" name="Picture 22" descr="{{main_img}}">
                                   <a:extLst xmlns:a="http://schemas.openxmlformats.org/drawingml/2006/main">
                                     <a:ext uri="{C183D7F6-B498-43B3-948B-1728B52AA6E4}">
@@ -922,12 +914,8 @@
                                           <a:avLst/>
                                         </a:prstGeom>
                                         <a:noFill/>
-                                        <a:ln>
-                                          <a:solidFill>
-                                            <a:schemeClr val="bg1">
-                                              <a:lumMod val="85000"/>
-                                            </a:schemeClr>
-                                          </a:solidFill>
+                                        <a:ln w="0">
+                                          <a:noFill/>
                                         </a:ln>
                                       </pic:spPr>
                                     </pic:pic>
@@ -3846,7 +3834,7 @@
             <w:drawing>
               <wp:inline distT="0" distB="0" distL="0" distR="0" wp14:anchorId="3990FDB6" wp14:editId="0A620091">
                 <wp:extent cx="3975100" cy="3100705"/>
-                <wp:effectExtent l="0" t="0" r="25400" b="23495"/>
+                <wp:effectExtent l="0" t="0" r="0" b="0"/>
                 <wp:docPr id="1523211482" name="Text Box 43"/>
                 <wp:cNvGraphicFramePr/>
                 <a:graphic xmlns:a="http://schemas.openxmlformats.org/drawingml/2006/main">
@@ -3864,12 +3852,8 @@
                         <a:solidFill>
                           <a:schemeClr val="lt1"/>
                         </a:solidFill>
-                        <a:ln w="6350">
-                          <a:solidFill>
-                            <a:schemeClr val="bg1">
-                              <a:lumMod val="95000"/>
-                            </a:schemeClr>
-                          </a:solidFill>
+                        <a:ln w="0">
+                          <a:noFill/>
                         </a:ln>
                       </wps:spPr>
                       <wps:txbx>
@@ -3935,7 +3919,7 @@
                                                 <a:avLst/>
                                               </a:prstGeom>
                                               <a:noFill/>
-                                              <a:ln>
+                                              <a:ln w="0">
                                                 <a:noFill/>
                                               </a:ln>
                                             </pic:spPr>
@@ -4025,7 +4009,7 @@
                                           <a:avLst/>
                                         </a:prstGeom>
                                         <a:noFill/>
-                                        <a:ln>
+                                        <a:ln w="0">
                                           <a:noFill/>
                                         </a:ln>
                                       </pic:spPr>
@@ -4085,7 +4069,7 @@
             <w:drawing>
               <wp:inline distT="0" distB="0" distL="0" distR="0" wp14:anchorId="6CBC7F28" wp14:editId="1667227C">
                 <wp:extent cx="3975100" cy="3100705"/>
-                <wp:effectExtent l="0" t="0" r="25400" b="23495"/>
+                <wp:effectExtent l="0" t="0" r="0" b="0"/>
                 <wp:docPr id="1130162823" name="Text Box 43"/>
                 <wp:cNvGraphicFramePr/>
                 <a:graphic xmlns:a="http://schemas.openxmlformats.org/drawingml/2006/main">
@@ -4103,12 +4087,8 @@
                         <a:solidFill>
                           <a:schemeClr val="lt1"/>
                         </a:solidFill>
-                        <a:ln w="6350">
-                          <a:solidFill>
-                            <a:schemeClr val="bg1">
-                              <a:lumMod val="95000"/>
-                            </a:schemeClr>
-                          </a:solidFill>
+                        <a:ln w="0">
+                          <a:noFill/>
                         </a:ln>
                       </wps:spPr>
                       <wps:txbx>
@@ -4138,7 +4118,7 @@
                                   <w:drawing>
                                     <wp:inline distT="0" distB="0" distL="0" distR="0" wp14:anchorId="18AA70D9" wp14:editId="5DB7ECF4">
                                       <wp:extent cx="3844405" cy="3020060"/>
-                                      <wp:effectExtent l="0" t="0" r="3810" b="8890"/>
+                                      <wp:effectExtent l="0" t="0" r="0" b="0"/>
                                       <wp:docPr id="691813695" name="Picture 24" descr="{{Subject_photo}}"/>
                                       <wp:cNvGraphicFramePr>
                                         <a:graphicFrameLocks xmlns:a="http://schemas.openxmlformats.org/drawingml/2006/main" noChangeAspect="1"/>
@@ -4174,7 +4154,7 @@
                                                 <a:avLst/>
                                               </a:prstGeom>
                                               <a:noFill/>
-                                              <a:ln>
+                                              <a:ln w="0">
                                                 <a:noFill/>
                                               </a:ln>
                                             </pic:spPr>
@@ -4228,7 +4208,7 @@
                             <w:drawing>
                               <wp:inline distT="0" distB="0" distL="0" distR="0" wp14:anchorId="18AA70D9" wp14:editId="5DB7ECF4">
                                 <wp:extent cx="3844405" cy="3020060"/>
-                                <wp:effectExtent l="0" t="0" r="3810" b="8890"/>
+                                <wp:effectExtent l="0" t="0" r="0" b="0"/>
                                 <wp:docPr id="691813695" name="Picture 24" descr="{{Subject_photo}}"/>
                                 <wp:cNvGraphicFramePr>
                                   <a:graphicFrameLocks xmlns:a="http://schemas.openxmlformats.org/drawingml/2006/main" noChangeAspect="1"/>
@@ -4264,7 +4244,7 @@
                                           <a:avLst/>
                                         </a:prstGeom>
                                         <a:noFill/>
-                                        <a:ln>
+                                        <a:ln w="0">
                                           <a:noFill/>
                                         </a:ln>
                                       </pic:spPr>
@@ -19828,111 +19808,6 @@
     <w:p>
       <w:pPr>
         <w:spacing w:line="276" w:lineRule="auto"/>
-        <w:ind w:left="360"/>
-        <w:jc w:val="both"/>
-        <w:rPr>
-          <w:rFonts w:cs="Arial"/>
-          <w:i/>
-          <w:iCs/>
-        </w:rPr>
-      </w:pPr>
-      <w:r>
-        <w:rPr>
-          <w:rFonts w:cs="Arial"/>
-          <w:i/>
-          <w:iCs/>
-        </w:rPr>
-      </w:r>
-    </w:p>
-    <w:p>
-      <w:pPr>
-        <w:spacing w:line="276" w:lineRule="auto"/>
-        <w:ind w:left="360"/>
-        <w:jc w:val="both"/>
-        <w:rPr>
-          <w:rFonts w:cs="Arial"/>
-          <w:i/>
-          <w:iCs/>
-        </w:rPr>
-      </w:pPr>
-      <w:r>
-        <w:rPr>
-          <w:rFonts w:cs="Arial"/>
-          <w:i/>
-          <w:iCs/>
-        </w:rPr>
-      </w:r>
-    </w:p>
-    <w:p>
-      <w:pPr>
-        <w:spacing w:line="276" w:lineRule="auto"/>
-        <w:ind w:left="360"/>
-        <w:jc w:val="both"/>
-        <w:rPr>
-          <w:rFonts w:cs="Arial"/>
-          <w:i/>
-          <w:iCs/>
-        </w:rPr>
-      </w:pPr>
-      <w:r>
-        <w:rPr>
-          <w:rFonts w:cs="Arial"/>
-          <w:i/>
-          <w:iCs/>
-        </w:rPr>
-      </w:r>
-    </w:p>
-    <w:p>
-      <w:pPr>
-        <w:spacing w:line="276" w:lineRule="auto"/>
-        <w:ind w:left="360"/>
-        <w:jc w:val="both"/>
-        <w:rPr>
-          <w:rFonts w:cs="Arial"/>
-          <w:i/>
-          <w:iCs/>
-        </w:rPr>
-      </w:pPr>
-      <w:r>
-        <w:rPr>
-          <w:rFonts w:cs="Arial"/>
-          <w:i/>
-          <w:iCs/>
-        </w:rPr>
-      </w:r>
-    </w:p>
-    <w:p>
-      <w:pPr>
-        <w:spacing w:line="276" w:lineRule="auto"/>
-        <w:jc w:val="both"/>
-        <w:rPr>
-          <w:rFonts w:cs="Arial"/>
-        </w:rPr>
-      </w:pPr>
-      <w:r>
-        <w:rPr>
-          <w:rFonts w:cs="Arial"/>
-          <w:i/>
-          <w:iCs/>
-        </w:rPr>
-      </w:r>
-    </w:p>
-    <w:p>
-      <w:pPr>
-        <w:spacing w:line="276" w:lineRule="auto"/>
-        <w:rPr>
-          <w:rFonts w:ascii="Arial" w:hAnsi="Arial" w:cs="Arial"/>
-          <w:b/>
-          <w:bCs/>
-          <w:color w:val="0070C0"/>
-          <w:sz w:val="12"/>
-          <w:szCs w:val="12"/>
-        </w:rPr>
-      </w:pPr>
-    </w:p>
-    <w:p>
-      <w:pPr>
-        <w:spacing w:line="276" w:lineRule="auto"/>
         <w:rPr>
           <w:rFonts w:ascii="Poppins" w:hAnsi="Poppins" w:cs="Poppins"/>
           <w:b/>
@@ -19971,66 +19846,6 @@
           <w:bCs/>
         </w:rPr>
         <w:br w:type="page"/>
-      </w:r>
-    </w:p>
-    <w:p>
-      <w:pPr>
-        <w:jc w:val="center"/>
-      </w:pPr>
-      <w:r>
-        <w:rPr>
-          <w:noProof/>
-        </w:rPr>
-      </w:r>
-    </w:p>
-    <w:p>
-      <w:pPr>
-        <w:jc w:val="center"/>
-      </w:pPr>
-      <w:r>
-        <w:rPr>
-          <w:noProof/>
-        </w:rPr>
-      </w:r>
-    </w:p>
-    <w:p>
-      <w:pPr>
-        <w:jc w:val="center"/>
-      </w:pPr>
-      <w:r>
-        <w:rPr>
-          <w:noProof/>
-        </w:rPr>
-      </w:r>
-    </w:p>
-    <w:p>
-      <w:pPr>
-        <w:jc w:val="center"/>
-      </w:pPr>
-      <w:r>
-        <w:rPr>
-          <w:noProof/>
-        </w:rPr>
-      </w:r>
-    </w:p>
-    <w:p>
-      <w:pPr>
-        <w:jc w:val="center"/>
-      </w:pPr>
-      <w:r>
-        <w:rPr>
-          <w:noProof/>
-        </w:rPr>
-      </w:r>
-    </w:p>
-    <w:p>
-      <w:pPr>
-        <w:jc w:val="center"/>
-      </w:pPr>
-      <w:r>
-        <w:rPr>
-          <w:noProof/>
-        </w:rPr>
       </w:r>
     </w:p>
     <w:p>

--- a/bov_template.docx
+++ b/bov_template.docx
@@ -723,7 +723,7 @@
                   <wp:posOffset>-414443</wp:posOffset>
                 </wp:positionH>
                 <wp:positionV relativeFrom="page">
-                  <wp:posOffset>6717665</wp:posOffset>
+                  <wp:posOffset>6464808</wp:posOffset>
                 </wp:positionV>
                 <wp:extent cx="3497580" cy="2799080"/>
                 <wp:effectExtent l="0" t="0" r="0" b="0"/>
@@ -4065,119 +4065,7 @@
           <w:szCs w:val="28"/>
         </w:rPr>
         <mc:AlternateContent>
-          <mc:Choice Requires="wps">
-            <w:drawing>
-              <wp:inline distT="0" distB="0" distL="0" distR="0" wp14:anchorId="6CBC7F28" wp14:editId="1667227C">
-                <wp:extent cx="3975100" cy="3100705"/>
-                <wp:effectExtent l="0" t="0" r="0" b="0"/>
-                <wp:docPr id="1130162823" name="Text Box 43"/>
-                <wp:cNvGraphicFramePr/>
-                <a:graphic xmlns:a="http://schemas.openxmlformats.org/drawingml/2006/main">
-                  <a:graphicData uri="http://schemas.microsoft.com/office/word/2010/wordprocessingShape">
-                    <wps:wsp>
-                      <wps:cNvSpPr txBox="1"/>
-                      <wps:spPr>
-                        <a:xfrm>
-                          <a:off x="0" y="0"/>
-                          <a:ext cx="3975652" cy="3101009"/>
-                        </a:xfrm>
-                        <a:prstGeom prst="rect">
-                          <a:avLst/>
-                        </a:prstGeom>
-                        <a:solidFill>
-                          <a:schemeClr val="lt1"/>
-                        </a:solidFill>
-                        <a:ln w="0">
-                          <a:noFill/>
-                        </a:ln>
-                      </wps:spPr>
-                      <wps:txbx>
-                        <w:txbxContent>
-                          <w:p>
-                            <w:pPr>
-                              <w:jc w:val="center"/>
-                              <w:rPr>
-                                <w:color w:val="F2F2F2" w:themeColor="background1" w:themeShade="F2"/>
-                              </w:rPr>
-                            </w:pPr>
-                            <w:sdt>
-                              <w:sdtPr>
-                                <w:rPr>
-                                  <w:noProof/>
-                                </w:rPr>
-                                <w:id w:val="1016654048"/>
-                                <w:showingPlcHdr/>
-                                <w:picture/>
-                              </w:sdtPr>
-                              <w:sdtEndPr/>
-                              <w:sdtContent>
-                                <w:r>
-                                  <w:rPr>
-                                    <w:noProof/>
-                                  </w:rPr>
-                                  <w:drawing>
-                                    <wp:inline distT="0" distB="0" distL="0" distR="0" wp14:anchorId="18AA70D9" wp14:editId="5DB7ECF4">
-                                      <wp:extent cx="3844405" cy="3020060"/>
-                                      <wp:effectExtent l="0" t="0" r="0" b="0"/>
-                                      <wp:docPr id="691813695" name="Picture 24" descr="{{Subject_photo}}"/>
-                                      <wp:cNvGraphicFramePr>
-                                        <a:graphicFrameLocks xmlns:a="http://schemas.openxmlformats.org/drawingml/2006/main" noChangeAspect="1"/>
-                                      </wp:cNvGraphicFramePr>
-                                      <a:graphic xmlns:a="http://schemas.openxmlformats.org/drawingml/2006/main">
-                                        <a:graphicData uri="http://schemas.openxmlformats.org/drawingml/2006/picture">
-                                          <pic:pic xmlns:pic="http://schemas.openxmlformats.org/drawingml/2006/picture">
-                                            <pic:nvPicPr>
-                                              <pic:cNvPr id="3" name="Picture 24" descr="{{Subject_photo}}"/>
-                                              <pic:cNvPicPr>
-                                                <a:picLocks noChangeAspect="1" noChangeArrowheads="1"/>
-                                              </pic:cNvPicPr>
-                                            </pic:nvPicPr>
-                                            <pic:blipFill>
-                                              <a:blip r:embed="rId12">
-                                                <a:extLst>
-                                                  <a:ext uri="{28A0092B-C50C-407E-A947-70E740481C1C}">
-                                                    <a14:useLocalDpi xmlns:a14="http://schemas.microsoft.com/office/drawing/2010/main" val="0"/>
-                                                  </a:ext>
-                                                </a:extLst>
-                                              </a:blip>
-                                              <a:srcRect/>
-                                              <a:stretch>
-                                                <a:fillRect/>
-                                              </a:stretch>
-                                            </pic:blipFill>
-                                            <pic:spPr bwMode="auto">
-                                              <a:xfrm>
-                                                <a:off x="0" y="0"/>
-                                                <a:ext cx="3890165" cy="3056008"/>
-                                              </a:xfrm>
-                                              <a:prstGeom prst="rect">
-                                                <a:avLst/>
-                                              </a:prstGeom>
-                                              <a:noFill/>
-                                              <a:ln w="0">
-                                                <a:noFill/>
-                                              </a:ln>
-                                            </pic:spPr>
-                                          </pic:pic>
-                                        </a:graphicData>
-                                      </a:graphic>
-                                    </wp:inline>
-                                  </w:drawing>
-                                </w:r>
-                              </w:sdtContent>
-                            </w:sdt>
-                          </w:p>
-                        </w:txbxContent>
-                      </wps:txbx>
-                      <wps:bodyPr rot="0" spcFirstLastPara="0" vertOverflow="overflow" horzOverflow="overflow" vert="horz" wrap="square" lIns="91440" tIns="45720" rIns="91440" bIns="45720" numCol="1" spcCol="0" rtlCol="0" fromWordArt="0" anchor="ctr" anchorCtr="0" forceAA="0" compatLnSpc="1">
-                        <a:noAutofit/>
-                      </wps:bodyPr>
-                    </wps:wsp>
-                  </a:graphicData>
-                </a:graphic>
-              </wp:inline>
-            </w:drawing>
-          </mc:Choice>
+          <mc:Choice Requires="wps"/>
           <mc:Fallback>
             <w:pict>
               <v:shape w14:anchorId="6CBC7F28" id="_x0000_s1036" type="#_x0000_t202" style="width:313pt;height:244.15pt;visibility:visible;mso-wrap-style:square;mso-left-percent:-10001;mso-top-percent:-10001;mso-position-horizontal:absolute;mso-position-horizontal-relative:char;mso-position-vertical:absolute;mso-position-vertical-relative:line;mso-left-percent:-10001;mso-top-percent:-10001;v-text-anchor:middle" o:gfxdata="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" fillcolor="white [3201]" strokecolor="#f2f2f2 [3052]" strokeweight=".5pt">
@@ -4280,67 +4168,7 @@
           <w:noProof/>
         </w:rPr>
         <mc:AlternateContent>
-          <mc:Choice Requires="wps">
-            <w:drawing>
-              <wp:anchor distT="0" distB="0" distL="114300" distR="114300" simplePos="0" relativeHeight="251652608" behindDoc="0" locked="0" layoutInCell="1" allowOverlap="1" wp14:anchorId="0DA2B9C1" wp14:editId="36BCD843">
-                <wp:simplePos x="0" y="0"/>
-                <wp:positionH relativeFrom="column">
-                  <wp:posOffset>6518910</wp:posOffset>
-                </wp:positionH>
-                <wp:positionV relativeFrom="paragraph">
-                  <wp:posOffset>2828290</wp:posOffset>
-                </wp:positionV>
-                <wp:extent cx="19752945" cy="7940040"/>
-                <wp:effectExtent l="0" t="0" r="0" b="0"/>
-                <wp:wrapNone/>
-                <wp:docPr id="274646492" name="Parallelogram 42"/>
-                <wp:cNvGraphicFramePr/>
-                <a:graphic xmlns:a="http://schemas.openxmlformats.org/drawingml/2006/main">
-                  <a:graphicData uri="http://schemas.microsoft.com/office/word/2010/wordprocessingShape">
-                    <wps:wsp>
-                      <wps:cNvSpPr/>
-                      <wps:spPr>
-                        <a:xfrm rot="3111698">
-                          <a:off x="0" y="0"/>
-                          <a:ext cx="19752709" cy="7940098"/>
-                        </a:xfrm>
-                        <a:prstGeom prst="parallelogram">
-                          <a:avLst/>
-                        </a:prstGeom>
-                        <a:solidFill>
-                          <a:schemeClr val="tx1">
-                            <a:alpha val="25000"/>
-                          </a:schemeClr>
-                        </a:solidFill>
-                        <a:ln>
-                          <a:noFill/>
-                        </a:ln>
-                      </wps:spPr>
-                      <wps:style>
-                        <a:lnRef idx="2">
-                          <a:schemeClr val="accent1">
-                            <a:shade val="15000"/>
-                          </a:schemeClr>
-                        </a:lnRef>
-                        <a:fillRef idx="1">
-                          <a:schemeClr val="accent1"/>
-                        </a:fillRef>
-                        <a:effectRef idx="0">
-                          <a:schemeClr val="accent1"/>
-                        </a:effectRef>
-                        <a:fontRef idx="minor">
-                          <a:schemeClr val="lt1"/>
-                        </a:fontRef>
-                      </wps:style>
-                      <wps:bodyPr rot="0" spcFirstLastPara="0" vertOverflow="overflow" horzOverflow="overflow" vert="horz" wrap="square" lIns="91440" tIns="45720" rIns="91440" bIns="45720" numCol="1" spcCol="0" rtlCol="0" fromWordArt="0" anchor="ctr" anchorCtr="0" forceAA="0" compatLnSpc="1">
-                        <a:noAutofit/>
-                      </wps:bodyPr>
-                    </wps:wsp>
-                  </a:graphicData>
-                </a:graphic>
-              </wp:anchor>
-            </w:drawing>
-          </mc:Choice>
+          <mc:Choice Requires="wps"/>
           <mc:Fallback>
             <w:pict>
               <v:shape w14:anchorId="43D8697C" id="Parallelogram 42" o:spid="_x0000_s1026" type="#_x0000_t7" style="position:absolute;margin-left:513.3pt;margin-top:222.7pt;width:1555.35pt;height:625.2pt;rotation:3398804fd;z-index:251652608;visibility:visible;mso-wrap-style:square;mso-wrap-distance-left:9pt;mso-wrap-distance-top:0;mso-wrap-distance-right:9pt;mso-wrap-distance-bottom:0;mso-position-horizontal:absolute;mso-position-horizontal-relative:text;mso-position-vertical:absolute;mso-position-vertical-relative:text;v-text-anchor:middle" o:gfxdata="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" adj="2171" fillcolor="black [3213]" stroked="f" strokeweight="1pt">
@@ -4355,67 +4183,7 @@
           <w:noProof/>
         </w:rPr>
         <mc:AlternateContent>
-          <mc:Choice Requires="wps">
-            <w:drawing>
-              <wp:anchor distT="0" distB="0" distL="114300" distR="114300" simplePos="0" relativeHeight="251650560" behindDoc="0" locked="0" layoutInCell="1" allowOverlap="1" wp14:anchorId="05C15032" wp14:editId="642E3713">
-                <wp:simplePos x="0" y="0"/>
-                <wp:positionH relativeFrom="column">
-                  <wp:posOffset>12624435</wp:posOffset>
-                </wp:positionH>
-                <wp:positionV relativeFrom="paragraph">
-                  <wp:posOffset>393065</wp:posOffset>
-                </wp:positionV>
-                <wp:extent cx="13232765" cy="2743200"/>
-                <wp:effectExtent l="0" t="0" r="0" b="0"/>
-                <wp:wrapNone/>
-                <wp:docPr id="149391870" name="Parallelogram 42"/>
-                <wp:cNvGraphicFramePr/>
-                <a:graphic xmlns:a="http://schemas.openxmlformats.org/drawingml/2006/main">
-                  <a:graphicData uri="http://schemas.microsoft.com/office/word/2010/wordprocessingShape">
-                    <wps:wsp>
-                      <wps:cNvSpPr/>
-                      <wps:spPr>
-                        <a:xfrm rot="3111698">
-                          <a:off x="0" y="0"/>
-                          <a:ext cx="13232675" cy="2743180"/>
-                        </a:xfrm>
-                        <a:prstGeom prst="parallelogram">
-                          <a:avLst/>
-                        </a:prstGeom>
-                        <a:solidFill>
-                          <a:srgbClr val="00B0F0">
-                            <a:alpha val="25000"/>
-                          </a:srgbClr>
-                        </a:solidFill>
-                        <a:ln>
-                          <a:noFill/>
-                        </a:ln>
-                      </wps:spPr>
-                      <wps:style>
-                        <a:lnRef idx="2">
-                          <a:schemeClr val="accent1">
-                            <a:shade val="15000"/>
-                          </a:schemeClr>
-                        </a:lnRef>
-                        <a:fillRef idx="1">
-                          <a:schemeClr val="accent1"/>
-                        </a:fillRef>
-                        <a:effectRef idx="0">
-                          <a:schemeClr val="accent1"/>
-                        </a:effectRef>
-                        <a:fontRef idx="minor">
-                          <a:schemeClr val="lt1"/>
-                        </a:fontRef>
-                      </wps:style>
-                      <wps:bodyPr rot="0" spcFirstLastPara="0" vertOverflow="overflow" horzOverflow="overflow" vert="horz" wrap="square" lIns="91440" tIns="45720" rIns="91440" bIns="45720" numCol="1" spcCol="0" rtlCol="0" fromWordArt="0" anchor="ctr" anchorCtr="0" forceAA="0" compatLnSpc="1">
-                        <a:noAutofit/>
-                      </wps:bodyPr>
-                    </wps:wsp>
-                  </a:graphicData>
-                </a:graphic>
-              </wp:anchor>
-            </w:drawing>
-          </mc:Choice>
+          <mc:Choice Requires="wps"/>
           <mc:Fallback>
             <w:pict>
               <v:shape w14:anchorId="6680CC7B" id="Parallelogram 42" o:spid="_x0000_s1026" type="#_x0000_t7" style="position:absolute;margin-left:994.05pt;margin-top:30.95pt;width:1041.95pt;height:3in;rotation:3398804fd;z-index:251650560;visibility:visible;mso-wrap-style:square;mso-wrap-distance-left:9pt;mso-wrap-distance-top:0;mso-wrap-distance-right:9pt;mso-wrap-distance-bottom:0;mso-position-horizontal:absolute;mso-position-horizontal-relative:text;mso-position-vertical:absolute;mso-position-vertical-relative:text;v-text-anchor:middle" o:gfxdata="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" adj="1119" fillcolor="#00b0f0" stroked="f" strokeweight="1pt">
@@ -4430,67 +4198,7 @@
           <w:noProof/>
         </w:rPr>
         <mc:AlternateContent>
-          <mc:Choice Requires="wps">
-            <w:drawing>
-              <wp:anchor distT="0" distB="0" distL="114300" distR="114300" simplePos="0" relativeHeight="251665920" behindDoc="0" locked="0" layoutInCell="1" allowOverlap="1" wp14:anchorId="5C03B47C" wp14:editId="152FD80F">
-                <wp:simplePos x="0" y="0"/>
-                <wp:positionH relativeFrom="column">
-                  <wp:posOffset>15151735</wp:posOffset>
-                </wp:positionH>
-                <wp:positionV relativeFrom="paragraph">
-                  <wp:posOffset>-831850</wp:posOffset>
-                </wp:positionV>
-                <wp:extent cx="13232765" cy="2743200"/>
-                <wp:effectExtent l="0" t="0" r="0" b="0"/>
-                <wp:wrapNone/>
-                <wp:docPr id="2110108635" name="Parallelogram 42"/>
-                <wp:cNvGraphicFramePr/>
-                <a:graphic xmlns:a="http://schemas.openxmlformats.org/drawingml/2006/main">
-                  <a:graphicData uri="http://schemas.microsoft.com/office/word/2010/wordprocessingShape">
-                    <wps:wsp>
-                      <wps:cNvSpPr/>
-                      <wps:spPr>
-                        <a:xfrm rot="3111698">
-                          <a:off x="0" y="0"/>
-                          <a:ext cx="13232675" cy="2743180"/>
-                        </a:xfrm>
-                        <a:prstGeom prst="parallelogram">
-                          <a:avLst/>
-                        </a:prstGeom>
-                        <a:solidFill>
-                          <a:srgbClr val="00B0F0">
-                            <a:alpha val="5000"/>
-                          </a:srgbClr>
-                        </a:solidFill>
-                        <a:ln>
-                          <a:noFill/>
-                        </a:ln>
-                      </wps:spPr>
-                      <wps:style>
-                        <a:lnRef idx="2">
-                          <a:schemeClr val="accent1">
-                            <a:shade val="15000"/>
-                          </a:schemeClr>
-                        </a:lnRef>
-                        <a:fillRef idx="1">
-                          <a:schemeClr val="accent1"/>
-                        </a:fillRef>
-                        <a:effectRef idx="0">
-                          <a:schemeClr val="accent1"/>
-                        </a:effectRef>
-                        <a:fontRef idx="minor">
-                          <a:schemeClr val="lt1"/>
-                        </a:fontRef>
-                      </wps:style>
-                      <wps:bodyPr rot="0" spcFirstLastPara="0" vertOverflow="overflow" horzOverflow="overflow" vert="horz" wrap="square" lIns="91440" tIns="45720" rIns="91440" bIns="45720" numCol="1" spcCol="0" rtlCol="0" fromWordArt="0" anchor="ctr" anchorCtr="0" forceAA="0" compatLnSpc="1">
-                        <a:noAutofit/>
-                      </wps:bodyPr>
-                    </wps:wsp>
-                  </a:graphicData>
-                </a:graphic>
-              </wp:anchor>
-            </w:drawing>
-          </mc:Choice>
+          <mc:Choice Requires="wps"/>
           <mc:Fallback>
             <w:pict>
               <v:shape w14:anchorId="45AA2413" id="Parallelogram 42" o:spid="_x0000_s1026" type="#_x0000_t7" style="position:absolute;margin-left:1193.05pt;margin-top:-65.5pt;width:1041.95pt;height:3in;rotation:3398804fd;z-index:251665920;visibility:visible;mso-wrap-style:square;mso-wrap-distance-left:9pt;mso-wrap-distance-top:0;mso-wrap-distance-right:9pt;mso-wrap-distance-bottom:0;mso-position-horizontal:absolute;mso-position-horizontal-relative:text;mso-position-vertical:absolute;mso-position-vertical-relative:text;v-text-anchor:middle" o:gfxdata="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" adj="1119" fillcolor="#00b0f0" stroked="f" strokeweight="1pt">
@@ -4506,84 +4214,7 @@
           <w:noProof/>
         </w:rPr>
         <mc:AlternateContent>
-          <mc:Choice Requires="wps">
-            <w:drawing>
-              <wp:anchor distT="0" distB="0" distL="114300" distR="114300" simplePos="0" relativeHeight="251656704" behindDoc="0" locked="0" layoutInCell="1" allowOverlap="1" wp14:anchorId="67807736" wp14:editId="466A428F">
-                <wp:simplePos x="0" y="0"/>
-                <wp:positionH relativeFrom="page">
-                  <wp:posOffset>-12962255</wp:posOffset>
-                </wp:positionH>
-                <wp:positionV relativeFrom="paragraph">
-                  <wp:posOffset>2969895</wp:posOffset>
-                </wp:positionV>
-                <wp:extent cx="6151245" cy="1542415"/>
-                <wp:effectExtent l="0" t="0" r="1905" b="635"/>
-                <wp:wrapNone/>
-                <wp:docPr id="1361958563" name="Rectangle 28"/>
-                <wp:cNvGraphicFramePr/>
-                <a:graphic xmlns:a="http://schemas.openxmlformats.org/drawingml/2006/main">
-                  <a:graphicData uri="http://schemas.microsoft.com/office/word/2010/wordprocessingShape">
-                    <wps:wsp>
-                      <wps:cNvSpPr/>
-                      <wps:spPr>
-                        <a:xfrm>
-                          <a:off x="0" y="0"/>
-                          <a:ext cx="6151245" cy="1542415"/>
-                        </a:xfrm>
-                        <a:prstGeom prst="rect">
-                          <a:avLst/>
-                        </a:prstGeom>
-                        <a:solidFill>
-                          <a:srgbClr val="0070C0"/>
-                        </a:solidFill>
-                        <a:ln>
-                          <a:noFill/>
-                        </a:ln>
-                      </wps:spPr>
-                      <wps:style>
-                        <a:lnRef idx="2">
-                          <a:schemeClr val="accent1">
-                            <a:shade val="15000"/>
-                          </a:schemeClr>
-                        </a:lnRef>
-                        <a:fillRef idx="1">
-                          <a:schemeClr val="accent1"/>
-                        </a:fillRef>
-                        <a:effectRef idx="0">
-                          <a:schemeClr val="accent1"/>
-                        </a:effectRef>
-                        <a:fontRef idx="minor">
-                          <a:schemeClr val="lt1"/>
-                        </a:fontRef>
-                      </wps:style>
-                      <wps:txbx>
-                        <w:txbxContent>
-                          <w:p>
-                            <w:pPr>
-                              <w:rPr>
-                                <w:sz w:val="88"/>
-                                <w:szCs w:val="88"/>
-                              </w:rPr>
-                            </w:pPr>
-                            <w:r>
-                              <w:rPr>
-                                <w:sz w:val="88"/>
-                                <w:szCs w:val="88"/>
-                              </w:rPr>
-                              <w:t>Broker Opinion of Value</w:t>
-                            </w:r>
-                          </w:p>
-                        </w:txbxContent>
-                      </wps:txbx>
-                      <wps:bodyPr rot="0" spcFirstLastPara="0" vertOverflow="overflow" horzOverflow="overflow" vert="horz" wrap="square" lIns="91440" tIns="45720" rIns="91440" bIns="45720" numCol="1" spcCol="0" rtlCol="0" fromWordArt="0" anchor="ctr" anchorCtr="0" forceAA="0" compatLnSpc="1">
-                        <a:noAutofit/>
-                      </wps:bodyPr>
-                    </wps:wsp>
-                  </a:graphicData>
-                </a:graphic>
-              </wp:anchor>
-            </w:drawing>
-          </mc:Choice>
+          <mc:Choice Requires="wps"/>
           <mc:Fallback>
             <w:pict>
               <v:rect w14:anchorId="67807736" id="_x0000_s1037" style="position:absolute;margin-left:-1020.65pt;margin-top:233.85pt;width:484.35pt;height:121.45pt;z-index:251656704;visibility:visible;mso-wrap-style:square;mso-wrap-distance-left:9pt;mso-wrap-distance-top:0;mso-wrap-distance-right:9pt;mso-wrap-distance-bottom:0;mso-position-horizontal:absolute;mso-position-horizontal-relative:page;mso-position-vertical:absolute;mso-position-vertical-relative:text;v-text-anchor:middle" o:gfxdata="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" fillcolor="#0070c0" stroked="f" strokeweight="1pt">
@@ -4618,89 +4249,7 @@
           <w:noProof/>
         </w:rPr>
         <mc:AlternateContent>
-          <mc:Choice Requires="wps">
-            <w:drawing>
-              <wp:anchor distT="0" distB="0" distL="114300" distR="114300" simplePos="0" relativeHeight="251658752" behindDoc="0" locked="0" layoutInCell="1" allowOverlap="1" wp14:anchorId="75885006" wp14:editId="0972DB7D">
-                <wp:simplePos x="0" y="0"/>
-                <wp:positionH relativeFrom="page">
-                  <wp:posOffset>-12962255</wp:posOffset>
-                </wp:positionH>
-                <wp:positionV relativeFrom="paragraph">
-                  <wp:posOffset>4119245</wp:posOffset>
-                </wp:positionV>
-                <wp:extent cx="4724400" cy="1155700"/>
-                <wp:effectExtent l="0" t="0" r="0" b="6350"/>
-                <wp:wrapNone/>
-                <wp:docPr id="1524460446" name="Text Box 30"/>
-                <wp:cNvGraphicFramePr/>
-                <a:graphic xmlns:a="http://schemas.openxmlformats.org/drawingml/2006/main">
-                  <a:graphicData uri="http://schemas.microsoft.com/office/word/2010/wordprocessingShape">
-                    <wps:wsp>
-                      <wps:cNvSpPr txBox="1"/>
-                      <wps:spPr>
-                        <a:xfrm>
-                          <a:off x="0" y="0"/>
-                          <a:ext cx="4724400" cy="1155700"/>
-                        </a:xfrm>
-                        <a:prstGeom prst="rect">
-                          <a:avLst/>
-                        </a:prstGeom>
-                        <a:solidFill>
-                          <a:schemeClr val="lt1"/>
-                        </a:solidFill>
-                        <a:ln w="6350">
-                          <a:noFill/>
-                        </a:ln>
-                      </wps:spPr>
-                      <wps:txbx>
-                        <w:txbxContent>
-                          <w:p>
-                            <w:pPr>
-                              <w:spacing w:before="240" w:line="240" w:lineRule="auto"/>
-                              <w:rPr>
-                                <w:color w:val="0070C0"/>
-                                <w:sz w:val="36"/>
-                                <w:szCs w:val="36"/>
-                              </w:rPr>
-                            </w:pPr>
-                            <w:r>
-                              <w:rPr>
-                                <w:color w:val="0070C0"/>
-                                <w:sz w:val="36"/>
-                                <w:szCs w:val="36"/>
-                              </w:rPr>
-                              <w:t>Date: {{Date}}</w:t>
-                            </w:r>
-                          </w:p>
-                          <w:p>
-                            <w:pPr>
-                              <w:spacing w:before="240" w:line="240" w:lineRule="auto"/>
-                              <w:rPr>
-                                <w:color w:val="0070C0"/>
-                                <w:sz w:val="36"/>
-                                <w:szCs w:val="36"/>
-                              </w:rPr>
-                            </w:pPr>
-                            <w:r>
-                              <w:rPr>
-                                <w:color w:val="0070C0"/>
-                                <w:sz w:val="36"/>
-                                <w:szCs w:val="36"/>
-                              </w:rPr>
-                              <w:t>{{property_name}}</w:t>
-                            </w:r>
-                          </w:p>
-                        </w:txbxContent>
-                      </wps:txbx>
-                      <wps:bodyPr rot="0" spcFirstLastPara="0" vertOverflow="overflow" horzOverflow="overflow" vert="horz" wrap="square" lIns="91440" tIns="45720" rIns="91440" bIns="45720" numCol="1" spcCol="0" rtlCol="0" fromWordArt="0" anchor="t" anchorCtr="0" forceAA="0" compatLnSpc="1">
-                        <a:noAutofit/>
-                      </wps:bodyPr>
-                    </wps:wsp>
-                  </a:graphicData>
-                </a:graphic>
-              </wp:anchor>
-            </w:drawing>
-          </mc:Choice>
+          <mc:Choice Requires="wps"/>
           <mc:Fallback>
             <w:pict>
               <v:shape w14:anchorId="75885006" id="_x0000_s1038" type="#_x0000_t202" style="position:absolute;margin-left:-1020.65pt;margin-top:324.35pt;width:372pt;height:91pt;z-index:251658752;visibility:visible;mso-wrap-style:square;mso-wrap-distance-left:9pt;mso-wrap-distance-top:0;mso-wrap-distance-right:9pt;mso-wrap-distance-bottom:0;mso-position-horizontal:absolute;mso-position-horizontal-relative:page;mso-position-vertical:absolute;mso-position-vertical-relative:text;v-text-anchor:top" o:gfxdata="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" fillcolor="white [3201]" stroked="f" strokeweight=".5pt">

--- a/bov_template.docx
+++ b/bov_template.docx
@@ -723,7 +723,7 @@
                   <wp:posOffset>-414443</wp:posOffset>
                 </wp:positionH>
                 <wp:positionV relativeFrom="page">
-                  <wp:posOffset>6464808</wp:posOffset>
+                  <wp:posOffset>4743026</wp:posOffset>
                 </wp:positionV>
                 <wp:extent cx="3497580" cy="2799080"/>
                 <wp:effectExtent l="0" t="0" r="0" b="0"/>

--- a/bov_template.docx
+++ b/bov_template.docx
@@ -2691,12 +2691,7 @@
               </w:rPr>
             </w:pPr>
             <w:r>
-              <w:rPr>
-                <w:rFonts w:cs="Arial"/>
-                <w:sz w:val="20"/>
-                <w:szCs w:val="20"/>
-              </w:rPr>
-              <w:t>{{market_value}}</w:t>
+              <w:t>{{market_value_rounded}}</w:t>
             </w:r>
           </w:p>
         </w:tc>

--- a/bov_template.docx
+++ b/bov_template.docx
@@ -234,6 +234,7 @@
                                 <w:rFonts w:cs="Arial"/>
                                 <w:sz w:val="88"/>
                                 <w:szCs w:val="88"/>
+                                <w:color w:val="FFFFFF"/>
                               </w:rPr>
                               <w:t>Broker Opinion of Value</w:t>
                             </w:r>
@@ -612,7 +613,7 @@
               <wp:anchor distT="0" distB="0" distL="114300" distR="114300" simplePos="0" relativeHeight="251660800" behindDoc="0" locked="0" layoutInCell="1" allowOverlap="1" wp14:anchorId="51B24221" wp14:editId="3E9FBA97">
                 <wp:simplePos x="0" y="0"/>
                 <wp:positionH relativeFrom="column">
-                  <wp:posOffset>-815340</wp:posOffset>
+                  <wp:posOffset>-414401</wp:posOffset>
                 </wp:positionH>
                 <wp:positionV relativeFrom="paragraph">
                   <wp:posOffset>3735705</wp:posOffset>
@@ -2039,6 +2040,7 @@
                               <w:rPr>
                                 <w:sz w:val="88"/>
                                 <w:szCs w:val="88"/>
+                                <w:color w:val="FFFFFF"/>
                               </w:rPr>
                               <w:t>Broker Opinion of Value</w:t>
                             </w:r>
@@ -19661,6 +19663,9 @@
         <w:gridCol w:w="2587"/>
       </w:tblGrid>
       <w:tr>
+        <w:trPr>
+          <w:trHeight w:val="288" w:hRule="atLeast"/>
+        </w:trPr>
         <w:tc>
           <w:tcPr>
             <w:tcW w:w="9360" w:type="dxa"/>
@@ -19678,6 +19683,7 @@
                 <w:b/>
                 <w:bCs/>
                 <w:szCs w:val="20"/>
+                <w:sz w:val="20"/>
               </w:rPr>
             </w:pPr>
             <w:r>
@@ -19687,6 +19693,7 @@
                 <w:bCs/>
                 <w:color w:val="FFFFFF" w:themeColor="background1"/>
                 <w:szCs w:val="20"/>
+                <w:sz w:val="20"/>
               </w:rPr>
               <w:t>OPINIONS OF VALUE</w:t>
             </w:r>
@@ -19694,278 +19701,183 @@
         </w:tc>
       </w:tr>
       <w:tr>
-        <w:tc>
-          <w:tcPr>
-            <w:tcW w:w="3242" w:type="dxa"/>
+        <w:trPr>
+          <w:trHeight w:val="288" w:hRule="atLeast"/>
+        </w:trPr>
+        <w:tc>
+          <w:tcPr>
+            <w:tcW w:w="1200" w:type="dxa"/>
             <w:tcBorders>
-              <w:bottom w:val="single" w:sz="4" w:space="0" w:color="auto"/>
+              <w:top w:val="single" w:sz="4" w:space="0" w:color="000000"/>
+              <w:left w:val="single" w:sz="4" w:space="0" w:color="000000"/>
+              <w:bottom w:val="single" w:sz="4" w:space="0" w:color="000000"/>
+              <w:right w:val="single" w:sz="4" w:space="0" w:color="000000"/>
             </w:tcBorders>
             <w:vAlign w:val="center"/>
           </w:tcPr>
           <w:p>
             <w:pPr>
-              <w:pStyle w:val="TableText"/>
-              <w:spacing w:line="276" w:lineRule="auto"/>
               <w:jc w:val="center"/>
               <w:rPr>
-                <w:rFonts w:asciiTheme="minorHAnsi" w:hAnsiTheme="minorHAnsi" w:cs="Arial"/>
+                <w:sz w:val="20"/>
                 <w:szCs w:val="20"/>
               </w:rPr>
             </w:pPr>
             <w:r>
               <w:rPr>
-                <w:rFonts w:asciiTheme="minorHAnsi" w:hAnsiTheme="minorHAnsi" w:cs="Arial"/>
+                <w:b/>
+                <w:sz w:val="20"/>
                 <w:szCs w:val="20"/>
               </w:rPr>
-              <w:t>Market Sale Price</w:t>
-            </w:r>
-          </w:p>
-        </w:tc>
-        <w:tc>
-          <w:tcPr>
-            <w:tcW w:w="1240" w:type="dxa"/>
+              <w:t xml:space="preserve">Market Sale Price</w:t>
+            </w:r>
+          </w:p>
+        </w:tc>
+        <w:tc>
+          <w:tcPr>
+            <w:tcW w:w="3600" w:type="dxa"/>
+            <w:gridSpan w:val="3"/>
             <w:tcBorders>
-              <w:bottom w:val="single" w:sz="4" w:space="0" w:color="auto"/>
+              <w:top w:val="single" w:sz="4" w:space="0" w:color="000000"/>
+              <w:left w:val="single" w:sz="4" w:space="0" w:color="000000"/>
+              <w:bottom w:val="single" w:sz="4" w:space="0" w:color="000000"/>
+              <w:right w:val="single" w:sz="4" w:space="0" w:color="000000"/>
             </w:tcBorders>
             <w:vAlign w:val="center"/>
           </w:tcPr>
           <w:p>
             <w:pPr>
-              <w:pStyle w:val="TableText"/>
-              <w:spacing w:line="276" w:lineRule="auto"/>
               <w:jc w:val="center"/>
               <w:rPr>
-                <w:rFonts w:asciiTheme="minorHAnsi" w:hAnsiTheme="minorHAnsi" w:cs="Arial"/>
+                <w:sz w:val="20"/>
                 <w:szCs w:val="20"/>
               </w:rPr>
             </w:pPr>
             <w:r>
               <w:rPr>
-                <w:rFonts w:asciiTheme="minorHAnsi" w:hAnsiTheme="minorHAnsi" w:cs="Arial"/>
-                <w:sz w:val="16"/>
-                <w:szCs w:val="16"/>
-              </w:rPr>
-              <w:t>{{market_price_psf}} SF</w:t>
-            </w:r>
-            <w:r>
-              <w:rPr>
-                <w:rFonts w:asciiTheme="minorHAnsi" w:hAnsiTheme="minorHAnsi" w:cs="Arial"/>
-                <w:sz w:val="16"/>
-                <w:szCs w:val="16"/>
-              </w:rPr>
-            </w:r>
-            <w:r>
-              <w:rPr>
-                <w:rFonts w:asciiTheme="minorHAnsi" w:hAnsiTheme="minorHAnsi" w:cs="Arial"/>
-                <w:sz w:val="16"/>
-                <w:szCs w:val="16"/>
-              </w:rPr>
-            </w:r>
-          </w:p>
-        </w:tc>
-        <w:tc>
-          <w:tcPr>
-            <w:tcW w:w="597" w:type="dxa"/>
+                <w:sz w:val="20"/>
+                <w:szCs w:val="20"/>
+              </w:rPr>
+              <w:t xml:space="preserve">{{market_price_psf}}/SF X {{market_building_sf}}</w:t>
+            </w:r>
+          </w:p>
+        </w:tc>
+        <w:tc>
+          <w:tcPr>
+            <w:tcW w:w="1200" w:type="dxa"/>
             <w:tcBorders>
-              <w:bottom w:val="single" w:sz="4" w:space="0" w:color="auto"/>
+              <w:top w:val="single" w:sz="4" w:space="0" w:color="000000"/>
+              <w:left w:val="single" w:sz="4" w:space="0" w:color="000000"/>
+              <w:bottom w:val="single" w:sz="4" w:space="0" w:color="000000"/>
+              <w:right w:val="single" w:sz="4" w:space="0" w:color="000000"/>
             </w:tcBorders>
             <w:vAlign w:val="center"/>
           </w:tcPr>
           <w:p>
             <w:pPr>
-              <w:pStyle w:val="TableText"/>
-              <w:spacing w:line="276" w:lineRule="auto"/>
               <w:jc w:val="center"/>
               <w:rPr>
-                <w:rFonts w:asciiTheme="minorHAnsi" w:hAnsiTheme="minorHAnsi" w:cs="Arial"/>
+                <w:sz w:val="20"/>
                 <w:szCs w:val="20"/>
               </w:rPr>
             </w:pPr>
             <w:r>
               <w:rPr>
-                <w:rFonts w:asciiTheme="minorHAnsi" w:hAnsiTheme="minorHAnsi" w:cs="Arial"/>
-                <w:sz w:val="16"/>
-                <w:szCs w:val="16"/>
-              </w:rPr>
-              <w:t>X</w:t>
-            </w:r>
-          </w:p>
-        </w:tc>
-        <w:tc>
-          <w:tcPr>
-            <w:tcW w:w="1694" w:type="dxa"/>
+                <w:sz w:val="20"/>
+                <w:szCs w:val="20"/>
+              </w:rPr>
+              <w:t xml:space="preserve">{{market_value}}</w:t>
+            </w:r>
+          </w:p>
+        </w:tc>
+      </w:tr>
+      <w:tr>
+        <w:trPr>
+          <w:trHeight w:val="288" w:hRule="atLeast"/>
+        </w:trPr>
+        <w:tc>
+          <w:tcPr>
+            <w:tcW w:w="1200" w:type="dxa"/>
             <w:tcBorders>
-              <w:bottom w:val="single" w:sz="4" w:space="0" w:color="auto"/>
+              <w:top w:val="single" w:sz="4" w:space="0" w:color="000000"/>
+              <w:left w:val="single" w:sz="4" w:space="0" w:color="000000"/>
+              <w:bottom w:val="single" w:sz="4" w:space="0" w:color="000000"/>
+              <w:right w:val="single" w:sz="4" w:space="0" w:color="000000"/>
             </w:tcBorders>
             <w:vAlign w:val="center"/>
           </w:tcPr>
           <w:p>
             <w:pPr>
-              <w:pStyle w:val="TableText"/>
-              <w:spacing w:line="276" w:lineRule="auto"/>
               <w:jc w:val="center"/>
               <w:rPr>
-                <w:rFonts w:asciiTheme="minorHAnsi" w:hAnsiTheme="minorHAnsi" w:cs="Arial"/>
+                <w:sz w:val="20"/>
                 <w:szCs w:val="20"/>
               </w:rPr>
             </w:pPr>
             <w:r>
               <w:rPr>
-                <w:rFonts w:asciiTheme="minorHAnsi" w:hAnsiTheme="minorHAnsi" w:cs="Arial"/>
-                <w:sz w:val="16"/>
-                <w:szCs w:val="16"/>
-              </w:rPr>
-              <w:t>{{market_building_sf}}</w:t>
-            </w:r>
-          </w:p>
-        </w:tc>
-        <w:tc>
-          <w:tcPr>
-            <w:tcW w:w="2587" w:type="dxa"/>
+                <w:b/>
+                <w:sz w:val="20"/>
+                <w:szCs w:val="20"/>
+              </w:rPr>
+              <w:t xml:space="preserve">Market Sales Price (Rounded)</w:t>
+            </w:r>
+          </w:p>
+        </w:tc>
+        <w:tc>
+          <w:tcPr>
+            <w:tcW w:w="3600" w:type="dxa"/>
+            <w:gridSpan w:val="3"/>
             <w:tcBorders>
-              <w:bottom w:val="single" w:sz="4" w:space="0" w:color="auto"/>
+              <w:top w:val="single" w:sz="4" w:space="0" w:color="000000"/>
+              <w:left w:val="single" w:sz="4" w:space="0" w:color="000000"/>
+              <w:bottom w:val="single" w:sz="4" w:space="0" w:color="000000"/>
+              <w:right w:val="single" w:sz="4" w:space="0" w:color="000000"/>
             </w:tcBorders>
             <w:vAlign w:val="center"/>
           </w:tcPr>
           <w:p>
             <w:pPr>
-              <w:pStyle w:val="TableText"/>
-              <w:spacing w:line="276" w:lineRule="auto"/>
               <w:jc w:val="center"/>
               <w:rPr>
-                <w:rFonts w:asciiTheme="minorHAnsi" w:hAnsiTheme="minorHAnsi" w:cs="Arial"/>
+                <w:sz w:val="20"/>
                 <w:szCs w:val="20"/>
               </w:rPr>
             </w:pPr>
             <w:r>
               <w:rPr>
-                <w:rFonts w:asciiTheme="minorHAnsi" w:hAnsiTheme="minorHAnsi" w:cs="Arial"/>
-                <w:sz w:val="16"/>
-                <w:szCs w:val="16"/>
-              </w:rPr>
-              <w:t>{{market_value}}</w:t>
-            </w:r>
-          </w:p>
-        </w:tc>
-      </w:tr>
-      <w:tr>
-        <w:tc>
-          <w:tcPr>
-            <w:tcW w:w="3242" w:type="dxa"/>
+                <w:sz w:val="20"/>
+                <w:szCs w:val="20"/>
+              </w:rPr>
+              <w:t xml:space="preserve"/>
+            </w:r>
+          </w:p>
+        </w:tc>
+        <w:tc>
+          <w:tcPr>
+            <w:tcW w:w="1200" w:type="dxa"/>
             <w:tcBorders>
-              <w:top w:val="single" w:sz="4" w:space="0" w:color="auto"/>
-              <w:bottom w:val="single" w:sz="4" w:space="0" w:color="auto"/>
+              <w:top w:val="single" w:sz="4" w:space="0" w:color="000000"/>
+              <w:left w:val="single" w:sz="4" w:space="0" w:color="000000"/>
+              <w:bottom w:val="single" w:sz="4" w:space="0" w:color="000000"/>
+              <w:right w:val="single" w:sz="4" w:space="0" w:color="000000"/>
             </w:tcBorders>
             <w:vAlign w:val="center"/>
           </w:tcPr>
           <w:p>
             <w:pPr>
-              <w:pStyle w:val="TableText"/>
-              <w:spacing w:line="276" w:lineRule="auto"/>
               <w:jc w:val="center"/>
               <w:rPr>
-                <w:rFonts w:asciiTheme="minorHAnsi" w:hAnsiTheme="minorHAnsi" w:cs="Arial"/>
+                <w:sz w:val="20"/>
                 <w:szCs w:val="20"/>
               </w:rPr>
             </w:pPr>
             <w:r>
               <w:rPr>
-                <w:rFonts w:asciiTheme="minorHAnsi" w:hAnsiTheme="minorHAnsi" w:cs="Arial"/>
+                <w:sz w:val="20"/>
                 <w:szCs w:val="20"/>
               </w:rPr>
-              <w:t>Market Sales Price (Rounded)</w:t>
-            </w:r>
-          </w:p>
-        </w:tc>
-        <w:tc>
-          <w:tcPr>
-            <w:tcW w:w="1240" w:type="dxa"/>
-            <w:tcBorders>
-              <w:top w:val="single" w:sz="4" w:space="0" w:color="auto"/>
-              <w:bottom w:val="single" w:sz="4" w:space="0" w:color="auto"/>
-            </w:tcBorders>
-            <w:vAlign w:val="center"/>
-          </w:tcPr>
-          <w:p>
-            <w:pPr>
-              <w:pStyle w:val="TableText"/>
-              <w:spacing w:line="276" w:lineRule="auto"/>
-              <w:jc w:val="center"/>
-              <w:rPr>
-                <w:rFonts w:asciiTheme="minorHAnsi" w:hAnsiTheme="minorHAnsi" w:cs="Arial"/>
-                <w:szCs w:val="20"/>
-              </w:rPr>
-            </w:pPr>
-          </w:p>
-        </w:tc>
-        <w:tc>
-          <w:tcPr>
-            <w:tcW w:w="597" w:type="dxa"/>
-            <w:tcBorders>
-              <w:top w:val="single" w:sz="4" w:space="0" w:color="auto"/>
-              <w:bottom w:val="single" w:sz="4" w:space="0" w:color="auto"/>
-            </w:tcBorders>
-            <w:vAlign w:val="center"/>
-          </w:tcPr>
-          <w:p>
-            <w:pPr>
-              <w:pStyle w:val="TableText"/>
-              <w:spacing w:line="276" w:lineRule="auto"/>
-              <w:jc w:val="center"/>
-              <w:rPr>
-                <w:rFonts w:asciiTheme="minorHAnsi" w:hAnsiTheme="minorHAnsi" w:cs="Arial"/>
-                <w:szCs w:val="20"/>
-              </w:rPr>
-            </w:pPr>
-          </w:p>
-        </w:tc>
-        <w:tc>
-          <w:tcPr>
-            <w:tcW w:w="1694" w:type="dxa"/>
-            <w:tcBorders>
-              <w:top w:val="single" w:sz="4" w:space="0" w:color="auto"/>
-              <w:bottom w:val="single" w:sz="4" w:space="0" w:color="auto"/>
-            </w:tcBorders>
-            <w:vAlign w:val="center"/>
-          </w:tcPr>
-          <w:p>
-            <w:pPr>
-              <w:pStyle w:val="TableText"/>
-              <w:spacing w:line="276" w:lineRule="auto"/>
-              <w:jc w:val="center"/>
-              <w:rPr>
-                <w:rFonts w:asciiTheme="minorHAnsi" w:hAnsiTheme="minorHAnsi" w:cs="Arial"/>
-                <w:szCs w:val="20"/>
-              </w:rPr>
-            </w:pPr>
-          </w:p>
-        </w:tc>
-        <w:tc>
-          <w:tcPr>
-            <w:tcW w:w="2587" w:type="dxa"/>
-            <w:tcBorders>
-              <w:top w:val="single" w:sz="4" w:space="0" w:color="auto"/>
-              <w:bottom w:val="single" w:sz="4" w:space="0" w:color="auto"/>
-            </w:tcBorders>
-            <w:vAlign w:val="center"/>
-          </w:tcPr>
-          <w:p>
-            <w:pPr>
-              <w:pStyle w:val="TableText"/>
-              <w:spacing w:line="276" w:lineRule="auto"/>
-              <w:jc w:val="center"/>
-              <w:rPr>
-                <w:rFonts w:asciiTheme="minorHAnsi" w:hAnsiTheme="minorHAnsi" w:cs="Arial"/>
-                <w:szCs w:val="20"/>
-              </w:rPr>
-            </w:pPr>
-            <w:r>
-              <w:rPr>
-                <w:rFonts w:asciiTheme="minorHAnsi" w:hAnsiTheme="minorHAnsi" w:cs="Arial"/>
-                <w:sz w:val="16"/>
-                <w:szCs w:val="16"/>
-              </w:rPr>
-              <w:t>{{market_value_rounded}}</w:t>
+              <w:t xml:space="preserve">{{market_value_rounded}}</w:t>
             </w:r>
           </w:p>
         </w:tc>
